--- a/contents.docx
+++ b/contents.docx
@@ -15,14 +15,13 @@
         <w:rPr>
           <w:b/>
         </w:rPr>
-        <w:t>3800 задач по физике для школьников и поступающих в вузы 671 Содержание Влажность.</w:t>
       </w:r>
       <w:r>
         <w:tab/>
         <w:tab/>
         <w:tab/>
         <w:tab/>
-        <w:t>Гидростатика</w:t>
+        <w:t>3800</w:t>
       </w:r>
     </w:p>
     <w:p>
@@ -30,14 +29,14 @@
         <w:rPr>
           <w:b/>
         </w:rPr>
-        <w:t>.. 251 Преломление</w:t>
+        <w:t>задач по физике для школьников и поступающих в вузы</w:t>
       </w:r>
       <w:r>
         <w:tab/>
         <w:tab/>
         <w:tab/>
         <w:tab/>
-        <w:t>света</w:t>
+        <w:t>671</w:t>
       </w:r>
     </w:p>
     <w:p>
@@ -45,14 +44,14 @@
         <w:rPr>
           <w:b/>
         </w:rPr>
-        <w:t>, 433 Поверхностное</w:t>
+        <w:t>Содержание Влажность. Гидростатика........</w:t>
       </w:r>
       <w:r>
         <w:tab/>
         <w:tab/>
         <w:tab/>
         <w:tab/>
-        <w:t>натяжение</w:t>
+        <w:t>251</w:t>
       </w:r>
     </w:p>
     <w:p>
@@ -60,14 +59,14 @@
         <w:rPr>
           <w:b/>
         </w:rPr>
-        <w:t>. 258 — Полное внутреннее</w:t>
+        <w:t>Преломление света ............,</w:t>
       </w:r>
       <w:r>
         <w:tab/>
         <w:tab/>
         <w:tab/>
         <w:tab/>
-        <w:t>отражение</w:t>
+        <w:t>433</w:t>
       </w:r>
     </w:p>
     <w:p>
@@ -75,14 +74,14 @@
         <w:rPr>
           <w:b/>
         </w:rPr>
-        <w:t>. 435 11.</w:t>
+        <w:t>Поверхностное натяжение .......</w:t>
       </w:r>
       <w:r>
         <w:tab/>
         <w:tab/>
         <w:tab/>
         <w:tab/>
-        <w:t>Электростатика</w:t>
+        <w:t>258</w:t>
       </w:r>
     </w:p>
     <w:p>
@@ -90,14 +89,14 @@
         <w:rPr>
           <w:b/>
         </w:rPr>
-        <w:t>.. "Закон 258 Прохождение света сквозь призму 440 ая екретноеть заряда. сакон 258 Прохождение света мере прозрач- СЫ ные тела, имеющие форму цилиндра Закон</w:t>
+        <w:t>— Полное внутреннее отражение ....</w:t>
       </w:r>
       <w:r>
         <w:tab/>
         <w:tab/>
         <w:tab/>
         <w:tab/>
-        <w:t>Кулона</w:t>
+        <w:t>435</w:t>
       </w:r>
     </w:p>
     <w:p>
@@ -105,14 +104,14 @@
         <w:rPr>
           <w:b/>
         </w:rPr>
-        <w:t>..,.. 259 или шара 441 Напряженность электростатиче- Построение в</w:t>
+        <w:t>11. Электростатика ..... "Закон</w:t>
       </w:r>
       <w:r>
         <w:tab/>
         <w:tab/>
         <w:tab/>
         <w:tab/>
-        <w:t>линзе</w:t>
+        <w:t>258</w:t>
       </w:r>
     </w:p>
     <w:p>
@@ -120,14 +119,14 @@
         <w:rPr>
           <w:b/>
         </w:rPr>
-        <w:t>.:.. 4483 ского</w:t>
+        <w:t>Прохождение света сквозь призму</w:t>
       </w:r>
       <w:r>
         <w:tab/>
         <w:tab/>
         <w:tab/>
         <w:tab/>
-        <w:t>ПОЛЯ</w:t>
+        <w:t>440</w:t>
       </w:r>
     </w:p>
     <w:p>
@@ -135,14 +134,14 @@
         <w:rPr>
           <w:b/>
         </w:rPr>
-        <w:t>.. 267 формула</w:t>
+        <w:t>ая екретноеть заряда. сакон</w:t>
       </w:r>
       <w:r>
         <w:tab/>
         <w:tab/>
         <w:tab/>
         <w:tab/>
-        <w:t>линзы.</w:t>
+        <w:t>258</w:t>
       </w:r>
     </w:p>
     <w:p>
@@ -150,14 +149,14 @@
         <w:rPr>
           <w:b/>
         </w:rPr>
-        <w:t>446 Потенциал поля. Работа сил элект- Увеличение</w:t>
+        <w:t>Прохождение света мере прозрач- СЫ ные тела, имеющие форму цилиндра Закон Кулона ..............,..</w:t>
       </w:r>
       <w:r>
         <w:tab/>
         <w:tab/>
         <w:tab/>
         <w:tab/>
-        <w:t>линзы</w:t>
+        <w:t>259</w:t>
       </w:r>
     </w:p>
     <w:p>
@@ -165,14 +164,14 @@
         <w:rPr>
           <w:b/>
         </w:rPr>
-        <w:t>. 449 рического поля. Энергия</w:t>
+        <w:t>или шара</w:t>
       </w:r>
       <w:r>
         <w:tab/>
         <w:tab/>
         <w:tab/>
         <w:tab/>
-        <w:t>поля</w:t>
+        <w:t>441</w:t>
       </w:r>
     </w:p>
     <w:p>
@@ -180,14 +179,14 @@
         <w:rPr>
           <w:b/>
         </w:rPr>
-        <w:t>. 277 Механика в</w:t>
+        <w:t>Напряженность электростатиче- Построение в линзе..........:..</w:t>
       </w:r>
       <w:r>
         <w:tab/>
         <w:tab/>
         <w:tab/>
         <w:tab/>
-        <w:t>оптике</w:t>
+        <w:t>4483</w:t>
       </w:r>
     </w:p>
     <w:p>
@@ -195,14 +194,14 @@
         <w:rPr>
           <w:b/>
         </w:rPr>
-        <w:t>, 454 Проводники в электростатическом 89 Прохождение лучей сквозь линзу</w:t>
+        <w:t>ского ПОЛЯ....................</w:t>
       </w:r>
       <w:r>
         <w:tab/>
         <w:tab/>
         <w:tab/>
         <w:tab/>
-        <w:t>Поле</w:t>
+        <w:t>267</w:t>
       </w:r>
     </w:p>
     <w:p>
@@ -210,14 +209,14 @@
         <w:rPr>
           <w:b/>
         </w:rPr>
-        <w:t>еее нань И ЖИДКОСТЬ</w:t>
+        <w:t>формула линзы. ...............</w:t>
       </w:r>
       <w:r>
         <w:tab/>
         <w:tab/>
         <w:tab/>
         <w:tab/>
-        <w:t>„</w:t>
+        <w:t>446</w:t>
       </w:r>
     </w:p>
     <w:p>
@@ -225,14 +224,14 @@
         <w:rPr>
           <w:b/>
         </w:rPr>
-        <w:t>456 Диэлектрики в электростатическом 203 еси системы о” 457 ПОЛЕ. еее еее</w:t>
+        <w:t>Потенциал поля. Работа сил элект- Увеличение линзы .....,.......</w:t>
       </w:r>
       <w:r>
         <w:tab/>
         <w:tab/>
         <w:tab/>
         <w:tab/>
-        <w:t>Лупа</w:t>
+        <w:t>449</w:t>
       </w:r>
     </w:p>
     <w:p>
@@ -240,14 +239,14 @@
         <w:rPr>
           <w:b/>
         </w:rPr>
-        <w:t>лень енььньеь. 463 Электроемкость.</w:t>
+        <w:t>рического поля. Энергия поля ....</w:t>
       </w:r>
       <w:r>
         <w:tab/>
         <w:tab/>
         <w:tab/>
         <w:tab/>
-        <w:t>Конденсаторы</w:t>
+        <w:t>277</w:t>
       </w:r>
     </w:p>
     <w:p>
@@ -255,14 +254,14 @@
         <w:rPr>
           <w:b/>
         </w:rPr>
-        <w:t>296 глаз,</w:t>
+        <w:t>Механика в оптике............,</w:t>
       </w:r>
       <w:r>
         <w:tab/>
         <w:tab/>
         <w:tab/>
         <w:tab/>
-        <w:t>Очки</w:t>
+        <w:t>454</w:t>
       </w:r>
     </w:p>
     <w:p>
@@ -270,14 +269,14 @@
         <w:rPr>
           <w:b/>
         </w:rPr>
-        <w:t>464 12. Постоянный</w:t>
+        <w:t>Проводники в электростатическом</w:t>
       </w:r>
       <w:r>
         <w:tab/>
         <w:tab/>
         <w:tab/>
         <w:tab/>
-        <w:t>ток</w:t>
+        <w:t>89</w:t>
       </w:r>
     </w:p>
     <w:p>
@@ -285,14 +284,14 @@
         <w:rPr>
           <w:b/>
         </w:rPr>
-        <w:t>. 816</w:t>
+        <w:t>Прохождение лучей сквозь линзу Поле... еее нань И ЖИДКОСТЬ „......ъ.........</w:t>
       </w:r>
       <w:r>
         <w:tab/>
         <w:tab/>
         <w:tab/>
         <w:tab/>
-        <w:t>Фотоаппарат</w:t>
+        <w:t>456</w:t>
       </w:r>
     </w:p>
     <w:p>
@@ -300,14 +299,14 @@
         <w:rPr>
           <w:b/>
         </w:rPr>
-        <w:t>. 465 Электрический ток, сила тока, Микроскоп</w:t>
+        <w:t>Диэлектрики в электростатическом</w:t>
       </w:r>
       <w:r>
         <w:tab/>
         <w:tab/>
         <w:tab/>
         <w:tab/>
-        <w:t>(ее</w:t>
+        <w:t>203</w:t>
       </w:r>
     </w:p>
     <w:p>
@@ -315,14 +314,14 @@
         <w:rPr>
           <w:b/>
         </w:rPr>
-        <w:t>466 плотность</w:t>
+        <w:t>еси системы о”</w:t>
       </w:r>
       <w:r>
         <w:tab/>
         <w:tab/>
         <w:tab/>
         <w:tab/>
-        <w:t>тока</w:t>
+        <w:t>457</w:t>
       </w:r>
     </w:p>
     <w:p>
@@ -330,14 +329,14 @@
         <w:rPr>
           <w:b/>
         </w:rPr>
-        <w:t>.. 316</w:t>
+        <w:t>ПОЛЕ. еее еее Лупа... лень енььньеь.</w:t>
       </w:r>
       <w:r>
         <w:tab/>
         <w:tab/>
         <w:tab/>
         <w:tab/>
-        <w:t>Телескоп</w:t>
+        <w:t>463</w:t>
       </w:r>
     </w:p>
     <w:p>
@@ -345,14 +344,14 @@
         <w:rPr>
           <w:b/>
         </w:rPr>
-        <w:t>467 Сопротивление проводников. 16.</w:t>
+        <w:t>Электроемкость. Конденсаторы ...</w:t>
       </w:r>
       <w:r>
         <w:tab/>
         <w:tab/>
         <w:tab/>
         <w:tab/>
-        <w:t>Фотометрия</w:t>
+        <w:t>296</w:t>
       </w:r>
     </w:p>
     <w:p>
@@ -360,14 +359,14 @@
         <w:rPr>
           <w:b/>
         </w:rPr>
-        <w:t>.. 411 Последовательное и параллельное 17. м у 7 соединение</w:t>
+        <w:t>глаз, Очки...</w:t>
       </w:r>
       <w:r>
         <w:tab/>
         <w:tab/>
         <w:tab/>
         <w:tab/>
-        <w:t>проводников</w:t>
+        <w:t>464</w:t>
       </w:r>
     </w:p>
     <w:p>
@@ -375,14 +374,14 @@
         <w:rPr>
           <w:b/>
         </w:rPr>
-        <w:t>318 кор Элементы волновой</w:t>
+        <w:t>12. Постоянный ток ..........</w:t>
       </w:r>
       <w:r>
         <w:tab/>
         <w:tab/>
         <w:tab/>
         <w:tab/>
-        <w:t>оптики</w:t>
+        <w:t>816</w:t>
       </w:r>
     </w:p>
     <w:p>
@@ -390,14 +389,14 @@
         <w:rPr>
           <w:b/>
         </w:rPr>
-        <w:t>476 Закон Ома для участка</w:t>
+        <w:t>Фотоаппарат... ..........:....</w:t>
       </w:r>
       <w:r>
         <w:tab/>
         <w:tab/>
         <w:tab/>
         <w:tab/>
-        <w:t>цепи</w:t>
+        <w:t>465</w:t>
       </w:r>
     </w:p>
     <w:p>
@@ -405,14 +404,14 @@
         <w:rPr>
           <w:b/>
         </w:rPr>
-        <w:t>321 корость света и показатель пре-</w:t>
+        <w:t>Электрический ток, сила тока, Микроскоп (ее...</w:t>
       </w:r>
       <w:r>
         <w:tab/>
         <w:tab/>
         <w:tab/>
         <w:tab/>
-        <w:t>ломления.</w:t>
+        <w:t>466</w:t>
       </w:r>
     </w:p>
     <w:p>
@@ -420,14 +419,14 @@
         <w:rPr>
           <w:b/>
         </w:rPr>
-        <w:t>ее ььтонь.., 476 Электроизмерительные приборы .. 327 И 478 Работа и мощность</w:t>
+        <w:t>плотность тока... .....</w:t>
       </w:r>
       <w:r>
         <w:tab/>
         <w:tab/>
         <w:tab/>
         <w:tab/>
-        <w:t>тока</w:t>
+        <w:t>316</w:t>
       </w:r>
     </w:p>
     <w:p>
@@ -435,14 +434,14 @@
         <w:rPr>
           <w:b/>
         </w:rPr>
-        <w:t>829 нтерференция</w:t>
+        <w:t>Телескоп... ен...</w:t>
       </w:r>
       <w:r>
         <w:tab/>
         <w:tab/>
         <w:tab/>
         <w:tab/>
-        <w:t>света</w:t>
+        <w:t>467</w:t>
       </w:r>
     </w:p>
     <w:p>
@@ -450,14 +449,14 @@
         <w:rPr>
           <w:b/>
         </w:rPr>
-        <w:t>.. УСН Электродвижущая сила. Закон Ома Дифракционная</w:t>
+        <w:t>Сопротивление проводников. 16. Фотометрия..............</w:t>
       </w:r>
       <w:r>
         <w:tab/>
         <w:tab/>
         <w:tab/>
         <w:tab/>
-        <w:t>решетка</w:t>
+        <w:t>411</w:t>
       </w:r>
     </w:p>
     <w:p>
@@ -465,14 +464,14 @@
         <w:rPr>
           <w:b/>
         </w:rPr>
-        <w:t>.. для неоднородного участка цепи,</w:t>
+        <w:t>Последовательное и параллельное 17. м у</w:t>
       </w:r>
       <w:r>
         <w:tab/>
         <w:tab/>
         <w:tab/>
         <w:tab/>
-        <w:t>Дисперсия</w:t>
+        <w:t>7</w:t>
       </w:r>
     </w:p>
     <w:p>
@@ -480,14 +479,14 @@
         <w:rPr>
           <w:b/>
         </w:rPr>
-        <w:t>--. 485 для замкнутой</w:t>
+        <w:t>соединение проводников.........</w:t>
       </w:r>
       <w:r>
         <w:tab/>
         <w:tab/>
         <w:tab/>
         <w:tab/>
-        <w:t>цепи</w:t>
+        <w:t>318</w:t>
       </w:r>
     </w:p>
     <w:p>
@@ -495,14 +494,14 @@
         <w:rPr>
           <w:b/>
         </w:rPr>
-        <w:t>334 18. Основы теории относитель- Законы</w:t>
+        <w:t>кор Элементы волновой оптики...</w:t>
       </w:r>
       <w:r>
         <w:tab/>
         <w:tab/>
         <w:tab/>
         <w:tab/>
-        <w:t>Кирхгофа</w:t>
+        <w:t>476</w:t>
       </w:r>
     </w:p>
     <w:p>
@@ -510,14 +509,14 @@
         <w:rPr>
           <w:b/>
         </w:rPr>
-        <w:t>.. 844 НОСТИ (еее ньнье.. 487 Электрический ток в</w:t>
+        <w:t>Закон Ома для участка цепи......</w:t>
       </w:r>
       <w:r>
         <w:tab/>
         <w:tab/>
         <w:tab/>
         <w:tab/>
-        <w:t>металлах</w:t>
+        <w:t>321</w:t>
       </w:r>
     </w:p>
     <w:p>
@@ -525,14 +524,14 @@
         <w:rPr>
           <w:b/>
         </w:rPr>
-        <w:t>. 346 Относительность времени и рас- _ Электролиз. Законы</w:t>
+        <w:t>корость света и показатель пре- ломления. ... ее ььтонь..,</w:t>
       </w:r>
       <w:r>
         <w:tab/>
         <w:tab/>
         <w:tab/>
         <w:tab/>
-        <w:t>Фарадея</w:t>
+        <w:t>476</w:t>
       </w:r>
     </w:p>
     <w:p>
@@ -540,14 +539,14 @@
         <w:rPr>
           <w:b/>
         </w:rPr>
-        <w:t>.. 348</w:t>
+        <w:t>Электроизмерительные приборы ..</w:t>
       </w:r>
       <w:r>
         <w:tab/>
         <w:tab/>
         <w:tab/>
         <w:tab/>
-        <w:t>стояний</w:t>
+        <w:t>327</w:t>
       </w:r>
     </w:p>
     <w:p>
@@ -555,14 +554,14 @@
         <w:rPr>
           <w:b/>
         </w:rPr>
-        <w:t>. ее ььнь.. 487 Электрический ток в газах, Релятивистское сложение скоростей 487 вакууме и</w:t>
+        <w:t>И</w:t>
       </w:r>
       <w:r>
         <w:tab/>
         <w:tab/>
         <w:tab/>
         <w:tab/>
-        <w:t>полупроводниках</w:t>
+        <w:t>478</w:t>
       </w:r>
     </w:p>
     <w:p>
@@ -570,14 +569,14 @@
         <w:rPr>
           <w:b/>
         </w:rPr>
-        <w:t>351 Взаимосвязь массы и</w:t>
+        <w:t>Работа и мощность тока .........</w:t>
       </w:r>
       <w:r>
         <w:tab/>
         <w:tab/>
         <w:tab/>
         <w:tab/>
-        <w:t>эзнергии</w:t>
+        <w:t>829</w:t>
       </w:r>
     </w:p>
     <w:p>
@@ -585,14 +584,14 @@
         <w:rPr>
           <w:b/>
         </w:rPr>
-        <w:t>.. 488 13.</w:t>
+        <w:t>нтерференция света ........... УСН Электродвижущая сила. Закон Ома Дифракционная решетка ........ для неоднородного участка цепи, Дисперсия... --.</w:t>
       </w:r>
       <w:r>
         <w:tab/>
         <w:tab/>
         <w:tab/>
         <w:tab/>
-        <w:t>Магнетизм</w:t>
+        <w:t>485</w:t>
       </w:r>
     </w:p>
     <w:p>
@@ -600,14 +599,14 @@
         <w:rPr>
           <w:b/>
         </w:rPr>
-        <w:t>358 Кинетическая энергия релятивист- Магнитные</w:t>
+        <w:t>для замкнутой цепи............</w:t>
       </w:r>
       <w:r>
         <w:tab/>
         <w:tab/>
         <w:tab/>
         <w:tab/>
-        <w:t>явления</w:t>
+        <w:t>334</w:t>
       </w:r>
     </w:p>
     <w:p>
@@ -615,14 +614,14 @@
         <w:rPr>
           <w:b/>
         </w:rPr>
-        <w:t>358 СКОИ</w:t>
+        <w:t>ь- Законы Кирхгофа..............</w:t>
       </w:r>
       <w:r>
         <w:tab/>
         <w:tab/>
         <w:tab/>
         <w:tab/>
-        <w:t>Частицы.</w:t>
+        <w:t>844</w:t>
       </w:r>
     </w:p>
     <w:p>
@@ -630,14 +629,14 @@
         <w:rPr>
           <w:b/>
         </w:rPr>
-        <w:t>т 489 Магнитное поле проводника с током 359 Импульс. Связь энергии и импульса 490 Сила</w:t>
+        <w:t>НОСТИ (еее ньнье..</w:t>
       </w:r>
       <w:r>
         <w:tab/>
         <w:tab/>
         <w:tab/>
         <w:tab/>
-        <w:t>Лоренца</w:t>
+        <w:t>487</w:t>
       </w:r>
     </w:p>
     <w:p>
@@ -645,14 +644,14 @@
         <w:rPr>
           <w:b/>
         </w:rPr>
-        <w:t>.. 3638 19. Квантово-оптические явления 493 Сила</w:t>
+        <w:t>Электрический ток в металлах....</w:t>
       </w:r>
       <w:r>
         <w:tab/>
         <w:tab/>
         <w:tab/>
         <w:tab/>
-        <w:t>Ампера</w:t>
+        <w:t>346</w:t>
       </w:r>
     </w:p>
     <w:p>
@@ -660,14 +659,14 @@
         <w:rPr>
           <w:b/>
         </w:rPr>
-        <w:t>370 Фотоны еее ненььь. 493 Контур с током в магнитном поле.. 374 Давление</w:t>
+        <w:t>Относительность времени и рас- _ Электролиз. Законы Фарадея.....</w:t>
       </w:r>
       <w:r>
         <w:tab/>
         <w:tab/>
         <w:tab/>
         <w:tab/>
-        <w:t>света</w:t>
+        <w:t>348</w:t>
       </w:r>
     </w:p>
     <w:p>
@@ -675,14 +674,14 @@
         <w:rPr>
           <w:b/>
         </w:rPr>
-        <w:t>. 497 Магнитный</w:t>
+        <w:t>стояний.... ее ььнь..</w:t>
       </w:r>
       <w:r>
         <w:tab/>
         <w:tab/>
         <w:tab/>
         <w:tab/>
-        <w:t>поток</w:t>
+        <w:t>487</w:t>
       </w:r>
     </w:p>
     <w:p>
@@ -690,14 +689,14 @@
         <w:rPr>
           <w:b/>
         </w:rPr>
-        <w:t>.. 3178 Фотоэффект.</w:t>
+        <w:t>Электрический ток в газах, Релятивистское сложение скоростей</w:t>
       </w:r>
       <w:r>
         <w:tab/>
         <w:tab/>
         <w:tab/>
         <w:tab/>
-        <w:t>о</w:t>
+        <w:t>487</w:t>
       </w:r>
     </w:p>
     <w:p>
@@ -705,14 +704,14 @@
         <w:rPr>
           <w:b/>
         </w:rPr>
-        <w:t>498 Электромагнитная индукция</w:t>
+        <w:t>вакууме и полупроводниках......</w:t>
       </w:r>
       <w:r>
         <w:tab/>
         <w:tab/>
         <w:tab/>
         <w:tab/>
-        <w:t>‚,</w:t>
+        <w:t>351</w:t>
       </w:r>
     </w:p>
     <w:p>
@@ -720,14 +719,14 @@
         <w:rPr>
           <w:b/>
         </w:rPr>
-        <w:t>. 380 АТОМНАЯ И ЯДЕРНАЯ ФИЗИКА</w:t>
+        <w:t>Взаимосвязь массы и эзнергии.....</w:t>
       </w:r>
       <w:r>
         <w:tab/>
         <w:tab/>
         <w:tab/>
         <w:tab/>
-        <w:t>Самоиндукция</w:t>
+        <w:t>488</w:t>
       </w:r>
     </w:p>
     <w:p>
@@ -735,14 +734,14 @@
         <w:rPr>
           <w:b/>
         </w:rPr>
-        <w:t>897 20. Атомиая</w:t>
+        <w:t>13. Магнетизм...............</w:t>
       </w:r>
       <w:r>
         <w:tab/>
         <w:tab/>
         <w:tab/>
         <w:tab/>
-        <w:t>физика</w:t>
+        <w:t>358</w:t>
       </w:r>
     </w:p>
     <w:p>
@@ -750,14 +749,14 @@
         <w:rPr>
           <w:b/>
         </w:rPr>
-        <w:t>. 504 14. Электромагнитные 404 Строение атома. Теория атома А водорода по</w:t>
+        <w:t>Кинетическая энергия релятивист- Магнитные явления ............</w:t>
       </w:r>
       <w:r>
         <w:tab/>
         <w:tab/>
         <w:tab/>
         <w:tab/>
-        <w:t>Бору</w:t>
+        <w:t>358</w:t>
       </w:r>
     </w:p>
     <w:p>
@@ -765,14 +764,14 @@
         <w:rPr>
           <w:b/>
         </w:rPr>
-        <w:t>6504 Свободные колебания в электриче- 404 Спектр атома</w:t>
+        <w:t>СКОИ Частицы. ... т</w:t>
       </w:r>
       <w:r>
         <w:tab/>
         <w:tab/>
         <w:tab/>
         <w:tab/>
-        <w:t>водорода</w:t>
+        <w:t>489</w:t>
       </w:r>
     </w:p>
     <w:p>
@@ -780,14 +779,14 @@
         <w:rPr>
           <w:b/>
         </w:rPr>
-        <w:t>. 506 Вынужденные колебания. Пере- 21. Ядерная</w:t>
+        <w:t>Магнитное поле проводника с током</w:t>
       </w:r>
       <w:r>
         <w:tab/>
         <w:tab/>
         <w:tab/>
         <w:tab/>
-        <w:t>физика</w:t>
+        <w:t>359</w:t>
       </w:r>
     </w:p>
     <w:p>
@@ -795,14 +794,14 @@
         <w:rPr>
           <w:b/>
         </w:rPr>
-        <w:t>.. 512 н .. 407 Элементы строения ядра</w:t>
+        <w:t>Импульс. Связь энергии и импульса</w:t>
       </w:r>
       <w:r>
         <w:tab/>
         <w:tab/>
         <w:tab/>
         <w:tab/>
-        <w:t>атома</w:t>
+        <w:t>490</w:t>
       </w:r>
     </w:p>
     <w:p>
@@ -810,14 +809,14 @@
         <w:rPr>
           <w:b/>
         </w:rPr>
-        <w:t>. 512 менный</w:t>
+        <w:t>Сила Лоренца .................</w:t>
       </w:r>
       <w:r>
         <w:tab/>
         <w:tab/>
         <w:tab/>
         <w:tab/>
-        <w:t>ток</w:t>
+        <w:t>3638</w:t>
       </w:r>
     </w:p>
     <w:p>
@@ -825,14 +824,14 @@
         <w:rPr>
           <w:b/>
         </w:rPr>
-        <w:t>уу ьнь, Р 513</w:t>
+        <w:t>19. Квантово-оптические явления</w:t>
       </w:r>
       <w:r>
         <w:tab/>
         <w:tab/>
         <w:tab/>
         <w:tab/>
-        <w:t>Трансформатор</w:t>
+        <w:t>493</w:t>
       </w:r>
     </w:p>
     <w:p>
@@ -840,14 +839,14 @@
         <w:rPr>
           <w:b/>
         </w:rPr>
-        <w:t>.. 415 иски ного раса” 15 Электромагнитные</w:t>
+        <w:t>Сила Ампера..................</w:t>
       </w:r>
       <w:r>
         <w:tab/>
         <w:tab/>
         <w:tab/>
         <w:tab/>
-        <w:t>волны</w:t>
+        <w:t>370</w:t>
       </w:r>
     </w:p>
     <w:p>
@@ -855,14 +854,14 @@
         <w:rPr>
           <w:b/>
         </w:rPr>
-        <w:t>.. 418 акон радиоактивного</w:t>
+        <w:t>Фотоны еее ненььь.</w:t>
       </w:r>
       <w:r>
         <w:tab/>
         <w:tab/>
         <w:tab/>
         <w:tab/>
-        <w:t>распада</w:t>
+        <w:t>493</w:t>
       </w:r>
     </w:p>
     <w:p>
@@ -870,14 +869,14 @@
         <w:rPr>
           <w:b/>
         </w:rPr>
-        <w:t>. ОПТИКА рн</w:t>
+        <w:t>Контур с током в магнитном поле..</w:t>
       </w:r>
       <w:r>
         <w:tab/>
         <w:tab/>
         <w:tab/>
         <w:tab/>
-        <w:t>реакции</w:t>
+        <w:t>374</w:t>
       </w:r>
     </w:p>
     <w:p>
@@ -885,14 +884,14 @@
         <w:rPr>
           <w:b/>
         </w:rPr>
-        <w:t>.. 616 ефект массы, энергия связи, 15. Геометрическая</w:t>
+        <w:t>Давление света ................</w:t>
       </w:r>
       <w:r>
         <w:tab/>
         <w:tab/>
         <w:tab/>
         <w:tab/>
-        <w:t>оптика</w:t>
+        <w:t>497</w:t>
       </w:r>
     </w:p>
     <w:p>
@@ -900,14 +899,14 @@
         <w:rPr>
           <w:b/>
         </w:rPr>
-        <w:t>.. 425 энергия</w:t>
+        <w:t>Магнитный поток ..............</w:t>
       </w:r>
       <w:r>
         <w:tab/>
         <w:tab/>
         <w:tab/>
         <w:tab/>
-        <w:t>реакции.</w:t>
+        <w:t>3178</w:t>
       </w:r>
     </w:p>
     <w:p>
@@ -915,14 +914,14 @@
         <w:rPr>
           <w:b/>
         </w:rPr>
-        <w:t>.. 518 Прямолинейное распространение Законы сохранения в ядерных</w:t>
+        <w:t>Фотоэффект. о...</w:t>
       </w:r>
       <w:r>
         <w:tab/>
         <w:tab/>
         <w:tab/>
         <w:tab/>
-        <w:t>света</w:t>
+        <w:t>498</w:t>
       </w:r>
     </w:p>
     <w:p>
@@ -930,14 +929,14 @@
         <w:rPr>
           <w:b/>
         </w:rPr>
-        <w:t>еее нььань. с. 425</w:t>
+        <w:t>Электромагнитная индукция ‚,....</w:t>
       </w:r>
       <w:r>
         <w:tab/>
         <w:tab/>
         <w:tab/>
         <w:tab/>
-        <w:t>реакциях</w:t>
+        <w:t>380</w:t>
       </w:r>
     </w:p>
     <w:p>
@@ -945,14 +944,14 @@
         <w:rPr>
           <w:b/>
         </w:rPr>
-        <w:t>еее, Б2Е Отражение света. Плоское зеркало 426</w:t>
+        <w:t>АТОМНАЯ И ЯДЕРНАЯ ФИЗИКА Самоиндукция .............,...</w:t>
       </w:r>
       <w:r>
         <w:tab/>
         <w:tab/>
         <w:tab/>
         <w:tab/>
-        <w:t>Ответы</w:t>
+        <w:t>897</w:t>
       </w:r>
     </w:p>
     <w:p>
@@ -960,14 +959,14 @@
         <w:rPr>
           <w:b/>
         </w:rPr>
-        <w:t>. ета, 525 Сферическое</w:t>
+        <w:t>20. Атомиая физика ..........</w:t>
       </w:r>
       <w:r>
         <w:tab/>
         <w:tab/>
         <w:tab/>
         <w:tab/>
-        <w:t>зеркало</w:t>
+        <w:t>504</w:t>
       </w:r>
     </w:p>
     <w:p>
@@ -975,14 +974,14 @@
         <w:rPr>
           <w:b/>
         </w:rPr>
-        <w:t>.. 432</w:t>
+        <w:t>14. Электромагнитные</w:t>
       </w:r>
       <w:r>
         <w:tab/>
         <w:tab/>
         <w:tab/>
         <w:tab/>
-        <w:t>Приложение</w:t>
+        <w:t>404</w:t>
       </w:r>
     </w:p>
     <w:p>
@@ -990,7 +989,262 @@
         <w:rPr>
           <w:b/>
         </w:rPr>
-        <w:t>..</w:t>
+        <w:t>Строение атома. Теория атома А водорода по Бору...............</w:t>
+      </w:r>
+      <w:r>
+        <w:tab/>
+        <w:tab/>
+        <w:tab/>
+        <w:tab/>
+        <w:t>6504</w:t>
+      </w:r>
+    </w:p>
+    <w:p>
+      <w:r>
+        <w:rPr>
+          <w:b/>
+        </w:rPr>
+        <w:t>Свободные колебания в электриче-</w:t>
+      </w:r>
+      <w:r>
+        <w:tab/>
+        <w:tab/>
+        <w:tab/>
+        <w:tab/>
+        <w:t>404</w:t>
+      </w:r>
+    </w:p>
+    <w:p>
+      <w:r>
+        <w:rPr>
+          <w:b/>
+        </w:rPr>
+        <w:t>Спектр атома водорода ..........</w:t>
+      </w:r>
+      <w:r>
+        <w:tab/>
+        <w:tab/>
+        <w:tab/>
+        <w:tab/>
+        <w:t>506</w:t>
+      </w:r>
+    </w:p>
+    <w:p>
+      <w:r>
+        <w:rPr>
+          <w:b/>
+        </w:rPr>
+        <w:t>Вынужденные колебания. Пере- 21. Ядерная физика...........</w:t>
+      </w:r>
+      <w:r>
+        <w:tab/>
+        <w:tab/>
+        <w:tab/>
+        <w:tab/>
+        <w:t>512</w:t>
+      </w:r>
+    </w:p>
+    <w:p>
+      <w:r>
+        <w:rPr>
+          <w:b/>
+        </w:rPr>
+        <w:t>н ..</w:t>
+      </w:r>
+      <w:r>
+        <w:tab/>
+        <w:tab/>
+        <w:tab/>
+        <w:tab/>
+        <w:t>407</w:t>
+      </w:r>
+    </w:p>
+    <w:p>
+      <w:r>
+        <w:rPr>
+          <w:b/>
+        </w:rPr>
+        <w:t>Элементы строения ядра атома....</w:t>
+      </w:r>
+      <w:r>
+        <w:tab/>
+        <w:tab/>
+        <w:tab/>
+        <w:tab/>
+        <w:t>512</w:t>
+      </w:r>
+    </w:p>
+    <w:p>
+      <w:r>
+        <w:rPr>
+          <w:b/>
+        </w:rPr>
+        <w:t>менный ток... уу ьнь, Р</w:t>
+      </w:r>
+      <w:r>
+        <w:tab/>
+        <w:tab/>
+        <w:tab/>
+        <w:tab/>
+        <w:t>513</w:t>
+      </w:r>
+    </w:p>
+    <w:p>
+      <w:r>
+        <w:rPr>
+          <w:b/>
+        </w:rPr>
+        <w:t>Трансформатор... ...........</w:t>
+      </w:r>
+      <w:r>
+        <w:tab/>
+        <w:tab/>
+        <w:tab/>
+        <w:tab/>
+        <w:t>415</w:t>
+      </w:r>
+    </w:p>
+    <w:p>
+      <w:r>
+        <w:rPr>
+          <w:b/>
+        </w:rPr>
+        <w:t>иски ного раса”</w:t>
+      </w:r>
+      <w:r>
+        <w:tab/>
+        <w:tab/>
+        <w:tab/>
+        <w:tab/>
+        <w:t>15</w:t>
+      </w:r>
+    </w:p>
+    <w:p>
+      <w:r>
+        <w:rPr>
+          <w:b/>
+        </w:rPr>
+        <w:t>Электромагнитные волны........</w:t>
+      </w:r>
+      <w:r>
+        <w:tab/>
+        <w:tab/>
+        <w:tab/>
+        <w:tab/>
+        <w:t>418</w:t>
+      </w:r>
+    </w:p>
+    <w:p>
+      <w:r>
+        <w:rPr>
+          <w:b/>
+        </w:rPr>
+        <w:t>акон радиоактивного распада .... ОПТИКА рн реакции ..............</w:t>
+      </w:r>
+      <w:r>
+        <w:tab/>
+        <w:tab/>
+        <w:tab/>
+        <w:tab/>
+        <w:t>616</w:t>
+      </w:r>
+    </w:p>
+    <w:p>
+      <w:r>
+        <w:rPr>
+          <w:b/>
+        </w:rPr>
+        <w:t>ефект массы, энергия связи, 15. Геометрическая оптика.....</w:t>
+      </w:r>
+      <w:r>
+        <w:tab/>
+        <w:tab/>
+        <w:tab/>
+        <w:tab/>
+        <w:t>425</w:t>
+      </w:r>
+    </w:p>
+    <w:p>
+      <w:r>
+        <w:rPr>
+          <w:b/>
+        </w:rPr>
+        <w:t>энергия реакции. ..............</w:t>
+      </w:r>
+      <w:r>
+        <w:tab/>
+        <w:tab/>
+        <w:tab/>
+        <w:tab/>
+        <w:t>518</w:t>
+      </w:r>
+    </w:p>
+    <w:p>
+      <w:r>
+        <w:rPr>
+          <w:b/>
+        </w:rPr>
+        <w:t>Прямолинейное распространение Законы сохранения в ядерных света... еее нььань. с.</w:t>
+      </w:r>
+      <w:r>
+        <w:tab/>
+        <w:tab/>
+        <w:tab/>
+        <w:tab/>
+        <w:t>425</w:t>
+      </w:r>
+    </w:p>
+    <w:p>
+      <w:r>
+        <w:rPr>
+          <w:b/>
+        </w:rPr>
+        <w:t>реакциях... еее, Б2Е Отражение света. Плоское зеркало</w:t>
+      </w:r>
+      <w:r>
+        <w:tab/>
+        <w:tab/>
+        <w:tab/>
+        <w:tab/>
+        <w:t>426</w:t>
+      </w:r>
+    </w:p>
+    <w:p>
+      <w:r>
+        <w:rPr>
+          <w:b/>
+        </w:rPr>
+        <w:t>Ответы .... ета,</w:t>
+      </w:r>
+      <w:r>
+        <w:tab/>
+        <w:tab/>
+        <w:tab/>
+        <w:tab/>
+        <w:t>525</w:t>
+      </w:r>
+    </w:p>
+    <w:p>
+      <w:r>
+        <w:rPr>
+          <w:b/>
+        </w:rPr>
+        <w:t>Сферическое зеркало ...........</w:t>
+      </w:r>
+      <w:r>
+        <w:tab/>
+        <w:tab/>
+        <w:tab/>
+        <w:tab/>
+        <w:t>432</w:t>
+      </w:r>
+    </w:p>
+    <w:p>
+      <w:r>
+        <w:rPr>
+          <w:b/>
+        </w:rPr>
+        <w:t>Приложение .....-..:.::.:.:.:.....</w:t>
       </w:r>
       <w:r>
         <w:tab/>

--- a/contents.docx
+++ b/contents.docx
@@ -15,13 +15,2264 @@
         <w:rPr>
           <w:b/>
         </w:rPr>
-      </w:r>
-      <w:r>
-        <w:tab/>
-        <w:tab/>
-        <w:tab/>
-        <w:tab/>
-        <w:t>3800</w:t>
+        <w:t>движение ...... еее ньнь Движение тела, брошенного</w:t>
+      </w:r>
+      <w:r>
+        <w:tab/>
+        <w:tab/>
+        <w:tab/>
+        <w:tab/>
+        <w:t>02</w:t>
+      </w:r>
+    </w:p>
+    <w:p>
+      <w:r>
+        <w:rPr>
+          <w:b/>
+        </w:rPr>
+        <w:t>Предисловие „нь...</w:t>
+      </w:r>
+      <w:r>
+        <w:tab/>
+        <w:tab/>
+        <w:tab/>
+        <w:tab/>
+        <w:t>3</w:t>
+      </w:r>
+    </w:p>
+    <w:p>
+      <w:r>
+        <w:rPr>
+          <w:b/>
+        </w:rPr>
+        <w:t>1. Кинематика...............</w:t>
+      </w:r>
+      <w:r>
+        <w:tab/>
+        <w:tab/>
+        <w:tab/>
+        <w:tab/>
+        <w:t>4</w:t>
+      </w:r>
+    </w:p>
+    <w:p>
+      <w:r>
+        <w:rPr>
+          <w:b/>
+        </w:rPr>
+        <w:t>Длина, время, скорость.......,..</w:t>
+      </w:r>
+      <w:r>
+        <w:tab/>
+        <w:tab/>
+        <w:tab/>
+        <w:tab/>
+        <w:t>4</w:t>
+      </w:r>
+    </w:p>
+    <w:p>
+      <w:r>
+        <w:rPr>
+          <w:b/>
+        </w:rPr>
+        <w:t>движение ‚... нь. ....</w:t>
+      </w:r>
+      <w:r>
+        <w:tab/>
+        <w:tab/>
+        <w:tab/>
+        <w:tab/>
+        <w:t>5</w:t>
+      </w:r>
+    </w:p>
+    <w:p>
+      <w:r>
+        <w:rPr>
+          <w:b/>
+        </w:rPr>
+        <w:t>тел... еее.</w:t>
+      </w:r>
+      <w:r>
+        <w:tab/>
+        <w:tab/>
+        <w:tab/>
+        <w:tab/>
+        <w:t>06</w:t>
+      </w:r>
+    </w:p>
+    <w:p>
+      <w:r>
+        <w:rPr>
+          <w:b/>
+        </w:rPr>
+        <w:t>Последовательное и параллельное 17. м у</w:t>
+      </w:r>
+      <w:r>
+        <w:tab/>
+        <w:tab/>
+        <w:tab/>
+        <w:tab/>
+        <w:t>7</w:t>
+      </w:r>
+    </w:p>
+    <w:p>
+      <w:r>
+        <w:rPr>
+          <w:b/>
+        </w:rPr>
+        <w:t>движение „..... ен.</w:t>
+      </w:r>
+      <w:r>
+        <w:tab/>
+        <w:tab/>
+        <w:tab/>
+        <w:tab/>
+        <w:t>9</w:t>
+      </w:r>
+    </w:p>
+    <w:p>
+      <w:r>
+        <w:rPr>
+          <w:b/>
+        </w:rPr>
+        <w:t>Относительность движения ......</w:t>
+      </w:r>
+      <w:r>
+        <w:tab/>
+        <w:tab/>
+        <w:tab/>
+        <w:tab/>
+        <w:t>11</w:t>
+      </w:r>
+    </w:p>
+    <w:p>
+      <w:r>
+        <w:rPr>
+          <w:b/>
+        </w:rPr>
+        <w:t>6. Механические колебания й и ВОЛНЫ... ен...</w:t>
+      </w:r>
+      <w:r>
+        <w:tab/>
+        <w:tab/>
+        <w:tab/>
+        <w:tab/>
+        <w:t>13</w:t>
+      </w:r>
+    </w:p>
+    <w:p>
+      <w:r>
+        <w:rPr>
+          <w:b/>
+        </w:rPr>
+        <w:t>Основное уравнение динамики Прямолинейное равнопеременное</w:t>
+      </w:r>
+      <w:r>
+        <w:tab/>
+        <w:tab/>
+        <w:tab/>
+        <w:tab/>
+        <w:t>15</w:t>
+      </w:r>
+    </w:p>
+    <w:p>
+      <w:r>
+        <w:rPr>
+          <w:b/>
+        </w:rPr>
+        <w:t>иски ного раса”</w:t>
+      </w:r>
+      <w:r>
+        <w:tab/>
+        <w:tab/>
+        <w:tab/>
+        <w:tab/>
+        <w:t>15</w:t>
+      </w:r>
+    </w:p>
+    <w:p>
+      <w:r>
+        <w:rPr>
+          <w:b/>
+        </w:rPr>
+        <w:t>Движение материальной точки Закон Паскаля. Гидравлический на ПЛОСКОСТИ „ее нььаь,</w:t>
+      </w:r>
+      <w:r>
+        <w:tab/>
+        <w:tab/>
+        <w:tab/>
+        <w:tab/>
+        <w:t>26</w:t>
+      </w:r>
+    </w:p>
+    <w:p>
+      <w:r>
+        <w:rPr>
+          <w:b/>
+        </w:rPr>
+        <w:t>по окружности ................</w:t>
+      </w:r>
+      <w:r>
+        <w:tab/>
+        <w:tab/>
+        <w:tab/>
+        <w:tab/>
+        <w:t>29</w:t>
+      </w:r>
+    </w:p>
+    <w:p>
+      <w:r>
+        <w:rPr>
+          <w:b/>
+        </w:rPr>
+        <w:t>горизонтально.................</w:t>
+      </w:r>
+      <w:r>
+        <w:tab/>
+        <w:tab/>
+        <w:tab/>
+        <w:tab/>
+        <w:t>34</w:t>
+      </w:r>
+    </w:p>
+    <w:p>
+      <w:r>
+        <w:rPr>
+          <w:b/>
+        </w:rPr>
+        <w:t>под углом к горизонту..........,</w:t>
+      </w:r>
+      <w:r>
+        <w:tab/>
+        <w:tab/>
+        <w:tab/>
+        <w:tab/>
+        <w:t>35</w:t>
+      </w:r>
+    </w:p>
+    <w:p>
+      <w:r>
+        <w:rPr>
+          <w:b/>
+        </w:rPr>
+        <w:t>МОЛЕКУЛЯРНАЯ ФИЗИКА 2. Динамика ................</w:t>
+      </w:r>
+      <w:r>
+        <w:tab/>
+        <w:tab/>
+        <w:tab/>
+        <w:tab/>
+        <w:t>44</w:t>
+      </w:r>
+    </w:p>
+    <w:p>
+      <w:r>
+        <w:rPr>
+          <w:b/>
+        </w:rPr>
+        <w:t>И ТЕРМОДИНАМИКА Масса. Сила, ‚ее...</w:t>
+      </w:r>
+      <w:r>
+        <w:tab/>
+        <w:tab/>
+        <w:tab/>
+        <w:tab/>
+        <w:t>44</w:t>
+      </w:r>
+    </w:p>
+    <w:p>
+      <w:r>
+        <w:rPr>
+          <w:b/>
+        </w:rPr>
+        <w:t>9. Молекулярно-кинетическая Второй закон Ньютона ..........</w:t>
+      </w:r>
+      <w:r>
+        <w:tab/>
+        <w:tab/>
+        <w:tab/>
+        <w:tab/>
+        <w:t>46</w:t>
+      </w:r>
+    </w:p>
+    <w:p>
+      <w:r>
+        <w:rPr>
+          <w:b/>
+        </w:rPr>
+        <w:t>Прямолинейное движение тела...</w:t>
+      </w:r>
+      <w:r>
+        <w:tab/>
+        <w:tab/>
+        <w:tab/>
+        <w:tab/>
+        <w:t>49</w:t>
+      </w:r>
+    </w:p>
+    <w:p>
+      <w:r>
+        <w:rPr>
+          <w:b/>
+        </w:rPr>
+        <w:t>по окружности ................</w:t>
+      </w:r>
+      <w:r>
+        <w:tab/>
+        <w:tab/>
+        <w:tab/>
+        <w:tab/>
+        <w:t>66</w:t>
+      </w:r>
+    </w:p>
+    <w:p>
+      <w:r>
+        <w:rPr>
+          <w:b/>
+        </w:rPr>
+        <w:t>импульса и энергии...........</w:t>
+      </w:r>
+      <w:r>
+        <w:tab/>
+        <w:tab/>
+        <w:tab/>
+        <w:tab/>
+        <w:t>73</w:t>
+      </w:r>
+    </w:p>
+    <w:p>
+      <w:r>
+        <w:rPr>
+          <w:b/>
+        </w:rPr>
+        <w:t>Закоя сохранения импульса......</w:t>
+      </w:r>
+      <w:r>
+        <w:tab/>
+        <w:tab/>
+        <w:tab/>
+        <w:tab/>
+        <w:t>73</w:t>
+      </w:r>
+    </w:p>
+    <w:p>
+      <w:r>
+        <w:rPr>
+          <w:b/>
+        </w:rPr>
+        <w:t>Уравнение Менделеева—Клапей- Реактивное движение...........</w:t>
+      </w:r>
+      <w:r>
+        <w:tab/>
+        <w:tab/>
+        <w:tab/>
+        <w:tab/>
+        <w:t>79</w:t>
+      </w:r>
+    </w:p>
+    <w:p>
+      <w:r>
+        <w:rPr>
+          <w:b/>
+        </w:rPr>
+        <w:t>Работа, мощность ..............</w:t>
+      </w:r>
+      <w:r>
+        <w:tab/>
+        <w:tab/>
+        <w:tab/>
+        <w:tab/>
+        <w:t>81</w:t>
+      </w:r>
+    </w:p>
+    <w:p>
+      <w:r>
+        <w:rPr>
+          <w:b/>
+        </w:rPr>
+        <w:t>о кинетической энергии .........</w:t>
+      </w:r>
+      <w:r>
+        <w:tab/>
+        <w:tab/>
+        <w:tab/>
+        <w:tab/>
+        <w:t>86</w:t>
+      </w:r>
+    </w:p>
+    <w:p>
+      <w:r>
+        <w:rPr>
+          <w:b/>
+        </w:rPr>
+        <w:t>Проводники в электростатическом</w:t>
+      </w:r>
+      <w:r>
+        <w:tab/>
+        <w:tab/>
+        <w:tab/>
+        <w:tab/>
+        <w:t>89</w:t>
+      </w:r>
+    </w:p>
+    <w:p>
+      <w:r>
+        <w:rPr>
+          <w:b/>
+        </w:rPr>
+        <w:t>сохранения механической энергии</w:t>
+      </w:r>
+      <w:r>
+        <w:tab/>
+        <w:tab/>
+        <w:tab/>
+        <w:tab/>
+        <w:t>90</w:t>
+      </w:r>
+    </w:p>
+    <w:p>
+      <w:r>
+        <w:rPr>
+          <w:b/>
+        </w:rPr>
+        <w:t>Закон сохранения энергии .......</w:t>
+      </w:r>
+      <w:r>
+        <w:tab/>
+        <w:tab/>
+        <w:tab/>
+        <w:tab/>
+        <w:t>96</w:t>
+      </w:r>
+    </w:p>
+    <w:p>
+      <w:r>
+        <w:rPr>
+          <w:b/>
+        </w:rPr>
+        <w:t>Столкновения .................</w:t>
+      </w:r>
+      <w:r>
+        <w:tab/>
+        <w:tab/>
+        <w:tab/>
+        <w:tab/>
+        <w:t>98</w:t>
+      </w:r>
+    </w:p>
+    <w:p>
+      <w:r>
+        <w:rPr>
+          <w:b/>
+        </w:rPr>
+        <w:t>4. Статика ..........,.......</w:t>
+      </w:r>
+      <w:r>
+        <w:tab/>
+        <w:tab/>
+        <w:tab/>
+        <w:tab/>
+        <w:t>110</w:t>
+      </w:r>
+    </w:p>
+    <w:p>
+      <w:r>
+        <w:rPr>
+          <w:b/>
+        </w:rPr>
+        <w:t>вращения ....................</w:t>
+      </w:r>
+      <w:r>
+        <w:tab/>
+        <w:tab/>
+        <w:tab/>
+        <w:tab/>
+        <w:t>110</w:t>
+      </w:r>
+    </w:p>
+    <w:p>
+      <w:r>
+        <w:rPr>
+          <w:b/>
+        </w:rPr>
+        <w:t>Равновесие твердого тела........</w:t>
+      </w:r>
+      <w:r>
+        <w:tab/>
+        <w:tab/>
+        <w:tab/>
+        <w:tab/>
+        <w:t>114</w:t>
+      </w:r>
+    </w:p>
+    <w:p>
+      <w:r>
+        <w:rPr>
+          <w:b/>
+        </w:rPr>
+        <w:t>Центр Тяжести „(еее</w:t>
+      </w:r>
+      <w:r>
+        <w:tab/>
+        <w:tab/>
+        <w:tab/>
+        <w:tab/>
+        <w:t>119</w:t>
+      </w:r>
+    </w:p>
+    <w:p>
+      <w:r>
+        <w:rPr>
+          <w:b/>
+        </w:rPr>
+        <w:t>Равновесие тел ................</w:t>
+      </w:r>
+      <w:r>
+        <w:tab/>
+        <w:tab/>
+        <w:tab/>
+        <w:tab/>
+        <w:t>120</w:t>
+      </w:r>
+    </w:p>
+    <w:p>
+      <w:r>
+        <w:rPr>
+          <w:b/>
+        </w:rPr>
+        <w:t>Простые механизмы ............</w:t>
+      </w:r>
+      <w:r>
+        <w:tab/>
+        <w:tab/>
+        <w:tab/>
+        <w:tab/>
+        <w:t>122</w:t>
+      </w:r>
+    </w:p>
+    <w:p>
+      <w:r>
+        <w:rPr>
+          <w:b/>
+        </w:rPr>
+        <w:t>5. Гравитация...............</w:t>
+      </w:r>
+      <w:r>
+        <w:tab/>
+        <w:tab/>
+        <w:tab/>
+        <w:tab/>
+        <w:t>124</w:t>
+      </w:r>
+    </w:p>
+    <w:p>
+      <w:r>
+        <w:rPr>
+          <w:b/>
+        </w:rPr>
+        <w:t>Закои всемирного тяготекия......</w:t>
+      </w:r>
+      <w:r>
+        <w:tab/>
+        <w:tab/>
+        <w:tab/>
+        <w:tab/>
+        <w:t>124</w:t>
+      </w:r>
+    </w:p>
+    <w:p>
+      <w:r>
+        <w:rPr>
+          <w:b/>
+        </w:rPr>
+        <w:t>Гравитационное поле планет .....</w:t>
+      </w:r>
+      <w:r>
+        <w:tab/>
+        <w:tab/>
+        <w:tab/>
+        <w:tab/>
+        <w:t>125</w:t>
+      </w:r>
+    </w:p>
+    <w:p>
+      <w:r>
+        <w:rPr>
+          <w:b/>
+        </w:rPr>
+        <w:t>Законы Кеплера ...............</w:t>
+      </w:r>
+      <w:r>
+        <w:tab/>
+        <w:tab/>
+        <w:tab/>
+        <w:tab/>
+        <w:t>132</w:t>
+      </w:r>
+    </w:p>
+    <w:p>
+      <w:r>
+        <w:rPr>
+          <w:b/>
+        </w:rPr>
+        <w:t>МЕХАНИКА Колебания материальной точки...</w:t>
+      </w:r>
+      <w:r>
+        <w:tab/>
+        <w:tab/>
+        <w:tab/>
+        <w:tab/>
+        <w:t>134</w:t>
+      </w:r>
+    </w:p>
+    <w:p>
+      <w:r>
+        <w:rPr>
+          <w:b/>
+        </w:rPr>
+        <w:t>Пружинный маятник ...........</w:t>
+      </w:r>
+      <w:r>
+        <w:tab/>
+        <w:tab/>
+        <w:tab/>
+        <w:tab/>
+        <w:t>137</w:t>
+      </w:r>
+    </w:p>
+    <w:p>
+      <w:r>
+        <w:rPr>
+          <w:b/>
+        </w:rPr>
+        <w:t>Математический маятник........</w:t>
+      </w:r>
+      <w:r>
+        <w:tab/>
+        <w:tab/>
+        <w:tab/>
+        <w:tab/>
+        <w:t>142</w:t>
+      </w:r>
+    </w:p>
+    <w:p>
+      <w:r>
+        <w:rPr>
+          <w:b/>
+        </w:rPr>
+        <w:t>Материальная точка. Система Колебательные системы .........</w:t>
+      </w:r>
+      <w:r>
+        <w:tab/>
+        <w:tab/>
+        <w:tab/>
+        <w:tab/>
+        <w:t>146</w:t>
+      </w:r>
+    </w:p>
+    <w:p>
+      <w:r>
+        <w:rPr>
+          <w:b/>
+        </w:rPr>
+        <w:t>отсчета, Путь. Перемещение...... Т Волны... ннньнан,.</w:t>
+      </w:r>
+      <w:r>
+        <w:tab/>
+        <w:tab/>
+        <w:tab/>
+        <w:tab/>
+        <w:t>148</w:t>
+      </w:r>
+    </w:p>
+    <w:p>
+      <w:r>
+        <w:rPr>
+          <w:b/>
+        </w:rPr>
+        <w:t>Прямолинейное равномерное 7. Динамика твердого тела.....</w:t>
+      </w:r>
+      <w:r>
+        <w:tab/>
+        <w:tab/>
+        <w:tab/>
+        <w:tab/>
+        <w:t>152</w:t>
+      </w:r>
+    </w:p>
+    <w:p>
+      <w:r>
+        <w:rPr>
+          <w:b/>
+        </w:rPr>
+        <w:t>Момент инерции тела...........</w:t>
+      </w:r>
+      <w:r>
+        <w:tab/>
+        <w:tab/>
+        <w:tab/>
+        <w:tab/>
+        <w:t>152</w:t>
+      </w:r>
+    </w:p>
+    <w:p>
+      <w:r>
+        <w:rPr>
+          <w:b/>
+        </w:rPr>
+        <w:t>вращательного движения........</w:t>
+      </w:r>
+      <w:r>
+        <w:tab/>
+        <w:tab/>
+        <w:tab/>
+        <w:tab/>
+        <w:t>153</w:t>
+      </w:r>
+    </w:p>
+    <w:p>
+      <w:r>
+        <w:rPr>
+          <w:b/>
+        </w:rPr>
+        <w:t>Закон сохранения момента</w:t>
+      </w:r>
+      <w:r>
+        <w:tab/>
+        <w:tab/>
+        <w:tab/>
+        <w:tab/>
+        <w:t>155</w:t>
+      </w:r>
+    </w:p>
+    <w:p>
+      <w:r>
+        <w:rPr>
+          <w:b/>
+        </w:rPr>
+        <w:t>вертикально. (еее ееььни и ет Прямолинейное переменное : Работа и энергия.........,...,.</w:t>
+      </w:r>
+      <w:r>
+        <w:tab/>
+        <w:tab/>
+        <w:tab/>
+        <w:tab/>
+        <w:t>156</w:t>
+      </w:r>
+    </w:p>
+    <w:p>
+      <w:r>
+        <w:rPr>
+          <w:b/>
+        </w:rPr>
+        <w:t>8. Гидростатика........,.....</w:t>
+      </w:r>
+      <w:r>
+        <w:tab/>
+        <w:tab/>
+        <w:tab/>
+        <w:tab/>
+        <w:t>161</w:t>
+      </w:r>
+    </w:p>
+    <w:p>
+      <w:r>
+        <w:rPr>
+          <w:b/>
+        </w:rPr>
+        <w:t>ПребС „ее еененьчесскиее</w:t>
+      </w:r>
+      <w:r>
+        <w:tab/>
+        <w:tab/>
+        <w:tab/>
+        <w:tab/>
+        <w:t>161</w:t>
+      </w:r>
+    </w:p>
+    <w:p>
+      <w:r>
+        <w:rPr>
+          <w:b/>
+        </w:rPr>
+        <w:t>Движение материальной точки Давление жидкости.......,.....</w:t>
+      </w:r>
+      <w:r>
+        <w:tab/>
+        <w:tab/>
+        <w:tab/>
+        <w:tab/>
+        <w:t>164</w:t>
+      </w:r>
+    </w:p>
+    <w:p>
+      <w:r>
+        <w:rPr>
+          <w:b/>
+        </w:rPr>
+        <w:t>Сообщающиеся сосуды ....,.....</w:t>
+      </w:r>
+      <w:r>
+        <w:tab/>
+        <w:tab/>
+        <w:tab/>
+        <w:tab/>
+        <w:t>167</w:t>
+      </w:r>
+    </w:p>
+    <w:p>
+      <w:r>
+        <w:rPr>
+          <w:b/>
+        </w:rPr>
+        <w:t>Движение тела, брошенного Атмосферное давление ....,.....</w:t>
+      </w:r>
+      <w:r>
+        <w:tab/>
+        <w:tab/>
+        <w:tab/>
+        <w:tab/>
+        <w:t>169</w:t>
+      </w:r>
+    </w:p>
+    <w:p>
+      <w:r>
+        <w:rPr>
+          <w:b/>
+        </w:rPr>
+        <w:t>Закон Архимеда. Плавание тел....</w:t>
+      </w:r>
+      <w:r>
+        <w:tab/>
+        <w:tab/>
+        <w:tab/>
+        <w:tab/>
+        <w:t>171</w:t>
+      </w:r>
+    </w:p>
+    <w:p>
+      <w:r>
+        <w:rPr>
+          <w:b/>
+        </w:rPr>
+        <w:t>Движение тела, брошенного Течение идеальной жидкости.....</w:t>
+      </w:r>
+      <w:r>
+        <w:tab/>
+        <w:tab/>
+        <w:tab/>
+        <w:tab/>
+        <w:t>181</w:t>
+      </w:r>
+    </w:p>
+    <w:p>
+      <w:r>
+        <w:rPr>
+          <w:b/>
+        </w:rPr>
+        <w:t>теория, Уравнение состояния...</w:t>
+      </w:r>
+      <w:r>
+        <w:tab/>
+        <w:tab/>
+        <w:tab/>
+        <w:tab/>
+        <w:t>185</w:t>
+      </w:r>
+    </w:p>
+    <w:p>
+      <w:r>
+        <w:rPr>
+          <w:b/>
+        </w:rPr>
+        <w:t>количество вещества, Дискретное Прямолинейное движение системы строение вещества..............</w:t>
+      </w:r>
+      <w:r>
+        <w:tab/>
+        <w:tab/>
+        <w:tab/>
+        <w:tab/>
+        <w:t>185</w:t>
+      </w:r>
+    </w:p>
+    <w:p>
+      <w:r>
+        <w:rPr>
+          <w:b/>
+        </w:rPr>
+        <w:t>Давление газа. Основное уравнение Движение материальной точки молекулярно-кинетической теории</w:t>
+      </w:r>
+      <w:r>
+        <w:tab/>
+        <w:tab/>
+        <w:tab/>
+        <w:tab/>
+        <w:t>187</w:t>
+      </w:r>
+    </w:p>
+    <w:p>
+      <w:r>
+        <w:rPr>
+          <w:b/>
+        </w:rPr>
+        <w:t>Характерные скорости молекул...</w:t>
+      </w:r>
+      <w:r>
+        <w:tab/>
+        <w:tab/>
+        <w:tab/>
+        <w:tab/>
+        <w:t>189</w:t>
+      </w:r>
+    </w:p>
+    <w:p>
+      <w:r>
+        <w:rPr>
+          <w:b/>
+        </w:rPr>
+        <w:t>3. Работа. Законы сохранения Изопроцесеы ..................</w:t>
+      </w:r>
+      <w:r>
+        <w:tab/>
+        <w:tab/>
+        <w:tab/>
+        <w:tab/>
+        <w:t>192</w:t>
+      </w:r>
+    </w:p>
+    <w:p>
+      <w:r>
+        <w:rPr>
+          <w:b/>
+        </w:rPr>
+        <w:t>Графические задачи ............</w:t>
+      </w:r>
+      <w:r>
+        <w:tab/>
+        <w:tab/>
+        <w:tab/>
+        <w:tab/>
+        <w:t>197</w:t>
+      </w:r>
+    </w:p>
+    <w:p>
+      <w:r>
+        <w:rPr>
+          <w:b/>
+        </w:rPr>
+        <w:t>рона.. зе нааньнььнье</w:t>
+      </w:r>
+      <w:r>
+        <w:tab/>
+        <w:tab/>
+        <w:tab/>
+        <w:tab/>
+        <w:t>199</w:t>
+      </w:r>
+    </w:p>
+    <w:p>
+      <w:r>
+        <w:rPr>
+          <w:b/>
+        </w:rPr>
+        <w:t>Диэлектрики в электростатическом</w:t>
+      </w:r>
+      <w:r>
+        <w:tab/>
+        <w:tab/>
+        <w:tab/>
+        <w:tab/>
+        <w:t>203</w:t>
+      </w:r>
+    </w:p>
+    <w:p>
+      <w:r>
+        <w:rPr>
+          <w:b/>
+        </w:rPr>
+        <w:t>Закон Дальтона. Смеси газов .....</w:t>
+      </w:r>
+      <w:r>
+        <w:tab/>
+        <w:tab/>
+        <w:tab/>
+        <w:tab/>
+        <w:t>204</w:t>
+      </w:r>
+    </w:p>
+    <w:p>
+      <w:r>
+        <w:rPr>
+          <w:b/>
+        </w:rPr>
+        <w:t>Кинетическая энергия. Теорема Газовые законы в гидростатике ...</w:t>
+      </w:r>
+      <w:r>
+        <w:tab/>
+        <w:tab/>
+        <w:tab/>
+        <w:tab/>
+        <w:t>207</w:t>
+      </w:r>
+    </w:p>
+    <w:p>
+      <w:r>
+        <w:rPr>
+          <w:b/>
+        </w:rPr>
+        <w:t>10. Термодинамика .. .</w:t>
+      </w:r>
+      <w:r>
+        <w:tab/>
+        <w:tab/>
+        <w:tab/>
+        <w:tab/>
+        <w:t>214</w:t>
+      </w:r>
+    </w:p>
+    <w:p>
+      <w:r>
+        <w:rPr>
+          <w:b/>
+        </w:rPr>
+        <w:t>пидылеплопередачи............</w:t>
+      </w:r>
+      <w:r>
+        <w:tab/>
+        <w:tab/>
+        <w:tab/>
+        <w:tab/>
+        <w:t>214</w:t>
+      </w:r>
+    </w:p>
+    <w:p>
+      <w:r>
+        <w:rPr>
+          <w:b/>
+        </w:rPr>
+        <w:t>Измерение количества теплоты ...</w:t>
+      </w:r>
+      <w:r>
+        <w:tab/>
+        <w:tab/>
+        <w:tab/>
+        <w:tab/>
+        <w:t>215</w:t>
+      </w:r>
+    </w:p>
+    <w:p>
+      <w:r>
+        <w:rPr>
+          <w:b/>
+        </w:rPr>
+        <w:t>Плавление и отвердевание .......</w:t>
+      </w:r>
+      <w:r>
+        <w:tab/>
+        <w:tab/>
+        <w:tab/>
+        <w:tab/>
+        <w:t>217</w:t>
+      </w:r>
+    </w:p>
+    <w:p>
+      <w:r>
+        <w:rPr>
+          <w:b/>
+        </w:rPr>
+        <w:t>Испарение и кипение ...........</w:t>
+      </w:r>
+      <w:r>
+        <w:tab/>
+        <w:tab/>
+        <w:tab/>
+        <w:tab/>
+        <w:t>218</w:t>
+      </w:r>
+    </w:p>
+    <w:p>
+      <w:r>
+        <w:rPr>
+          <w:b/>
+        </w:rPr>
+        <w:t>Равновесие тел при отсутствии Теплота сгорания топлива........</w:t>
+      </w:r>
+      <w:r>
+        <w:tab/>
+        <w:tab/>
+        <w:tab/>
+        <w:tab/>
+        <w:t>219</w:t>
+      </w:r>
+    </w:p>
+    <w:p>
+      <w:r>
+        <w:rPr>
+          <w:b/>
+        </w:rPr>
+        <w:t>Уравнение теплового баланса .....</w:t>
+      </w:r>
+      <w:r>
+        <w:tab/>
+        <w:tab/>
+        <w:tab/>
+        <w:tab/>
+        <w:t>220</w:t>
+      </w:r>
+    </w:p>
+    <w:p>
+      <w:r>
+        <w:rPr>
+          <w:b/>
+        </w:rPr>
+        <w:t>Тепловое расширение тел........</w:t>
+      </w:r>
+      <w:r>
+        <w:tab/>
+        <w:tab/>
+        <w:tab/>
+        <w:tab/>
+        <w:t>223</w:t>
+      </w:r>
+    </w:p>
+    <w:p>
+      <w:r>
+        <w:rPr>
+          <w:b/>
+        </w:rPr>
+        <w:t>Внутренняя энергия идеального газа</w:t>
+      </w:r>
+      <w:r>
+        <w:tab/>
+        <w:tab/>
+        <w:tab/>
+        <w:tab/>
+        <w:t>226</w:t>
+      </w:r>
+    </w:p>
+    <w:p>
+      <w:r>
+        <w:rPr>
+          <w:b/>
+        </w:rPr>
+        <w:t>работа идеального газа ,.......,.</w:t>
+      </w:r>
+      <w:r>
+        <w:tab/>
+        <w:tab/>
+        <w:tab/>
+        <w:tab/>
+        <w:t>229</w:t>
+      </w:r>
+    </w:p>
+    <w:p>
+      <w:r>
+        <w:rPr>
+          <w:b/>
+        </w:rPr>
+        <w:t>Первое начало термодинамики ....</w:t>
+      </w:r>
+      <w:r>
+        <w:tab/>
+        <w:tab/>
+        <w:tab/>
+        <w:tab/>
+        <w:t>232</w:t>
+      </w:r>
+    </w:p>
+    <w:p>
+      <w:r>
+        <w:rPr>
+          <w:b/>
+        </w:rPr>
+        <w:t>Тепловые двигатели ...........,</w:t>
+      </w:r>
+      <w:r>
+        <w:tab/>
+        <w:tab/>
+        <w:tab/>
+        <w:tab/>
+        <w:t>238</w:t>
+      </w:r>
+    </w:p>
+    <w:p>
+      <w:r>
+        <w:rPr>
+          <w:b/>
+        </w:rPr>
+        <w:t>Цикл Карно... .......</w:t>
+      </w:r>
+      <w:r>
+        <w:tab/>
+        <w:tab/>
+        <w:tab/>
+        <w:tab/>
+        <w:t>245</w:t>
+      </w:r>
+    </w:p>
+    <w:p>
+      <w:r>
+        <w:rPr>
+          <w:b/>
+        </w:rPr>
+        <w:t>Влажность... еее ь..,</w:t>
+      </w:r>
+      <w:r>
+        <w:tab/>
+        <w:tab/>
+        <w:tab/>
+        <w:tab/>
+        <w:t>247</w:t>
+      </w:r>
+    </w:p>
+    <w:p>
+      <w:r>
+        <w:rPr>
+          <w:b/>
+        </w:rPr>
+        <w:t>одержание Влажность. Гидростатика........</w:t>
+      </w:r>
+      <w:r>
+        <w:tab/>
+        <w:tab/>
+        <w:tab/>
+        <w:tab/>
+        <w:t>251</w:t>
+      </w:r>
+    </w:p>
+    <w:p>
+      <w:r>
+        <w:rPr>
+          <w:b/>
+        </w:rPr>
+        <w:t>Поверхностное натяжение .......</w:t>
+      </w:r>
+      <w:r>
+        <w:tab/>
+        <w:tab/>
+        <w:tab/>
+        <w:tab/>
+        <w:t>258</w:t>
+      </w:r>
+    </w:p>
+    <w:p>
+      <w:r>
+        <w:rPr>
+          <w:b/>
+        </w:rPr>
+        <w:t>11. Электростатика ..... "Закон</w:t>
+      </w:r>
+      <w:r>
+        <w:tab/>
+        <w:tab/>
+        <w:tab/>
+        <w:tab/>
+        <w:t>258</w:t>
+      </w:r>
+    </w:p>
+    <w:p>
+      <w:r>
+        <w:rPr>
+          <w:b/>
+        </w:rPr>
+        <w:t>ая екретноеть заряда. сакон</w:t>
+      </w:r>
+      <w:r>
+        <w:tab/>
+        <w:tab/>
+        <w:tab/>
+        <w:tab/>
+        <w:t>258</w:t>
+      </w:r>
+    </w:p>
+    <w:p>
+      <w:r>
+        <w:rPr>
+          <w:b/>
+        </w:rPr>
+        <w:t>Прохождение света мере прозрач- СЫ ные тела, имеющие форму цилиндра Закон Кулона ..............,..</w:t>
+      </w:r>
+      <w:r>
+        <w:tab/>
+        <w:tab/>
+        <w:tab/>
+        <w:tab/>
+        <w:t>259</w:t>
+      </w:r>
+    </w:p>
+    <w:p>
+      <w:r>
+        <w:rPr>
+          <w:b/>
+        </w:rPr>
+        <w:t>ского ПОЛЯ....................</w:t>
+      </w:r>
+      <w:r>
+        <w:tab/>
+        <w:tab/>
+        <w:tab/>
+        <w:tab/>
+        <w:t>267</w:t>
+      </w:r>
+    </w:p>
+    <w:p>
+      <w:r>
+        <w:rPr>
+          <w:b/>
+        </w:rPr>
+        <w:t>рического поля. Энергия поля ....</w:t>
+      </w:r>
+      <w:r>
+        <w:tab/>
+        <w:tab/>
+        <w:tab/>
+        <w:tab/>
+        <w:t>277</w:t>
+      </w:r>
+    </w:p>
+    <w:p>
+      <w:r>
+        <w:rPr>
+          <w:b/>
+        </w:rPr>
+        <w:t>Теплоемкость газа. ............,</w:t>
+      </w:r>
+      <w:r>
+        <w:tab/>
+        <w:tab/>
+        <w:tab/>
+        <w:tab/>
+        <w:t>286</w:t>
+      </w:r>
+    </w:p>
+    <w:p>
+      <w:r>
+        <w:rPr>
+          <w:b/>
+        </w:rPr>
+        <w:t>Электроемкость. Конденсаторы ...</w:t>
+      </w:r>
+      <w:r>
+        <w:tab/>
+        <w:tab/>
+        <w:tab/>
+        <w:tab/>
+        <w:t>296</w:t>
+      </w:r>
+    </w:p>
+    <w:p>
+      <w:r>
+        <w:rPr>
+          <w:b/>
+        </w:rPr>
+        <w:t>плотность тока... .....</w:t>
+      </w:r>
+      <w:r>
+        <w:tab/>
+        <w:tab/>
+        <w:tab/>
+        <w:tab/>
+        <w:t>316</w:t>
+      </w:r>
+    </w:p>
+    <w:p>
+      <w:r>
+        <w:rPr>
+          <w:b/>
+        </w:rPr>
+        <w:t>соединение проводников.........</w:t>
+      </w:r>
+      <w:r>
+        <w:tab/>
+        <w:tab/>
+        <w:tab/>
+        <w:tab/>
+        <w:t>318</w:t>
+      </w:r>
+    </w:p>
+    <w:p>
+      <w:r>
+        <w:rPr>
+          <w:b/>
+        </w:rPr>
+        <w:t>Закон Ома для участка цепи......</w:t>
+      </w:r>
+      <w:r>
+        <w:tab/>
+        <w:tab/>
+        <w:tab/>
+        <w:tab/>
+        <w:t>321</w:t>
+      </w:r>
+    </w:p>
+    <w:p>
+      <w:r>
+        <w:rPr>
+          <w:b/>
+        </w:rPr>
+        <w:t>Электроизмерительные приборы ..</w:t>
+      </w:r>
+      <w:r>
+        <w:tab/>
+        <w:tab/>
+        <w:tab/>
+        <w:tab/>
+        <w:t>327</w:t>
+      </w:r>
+    </w:p>
+    <w:p>
+      <w:r>
+        <w:rPr>
+          <w:b/>
+        </w:rPr>
+        <w:t>для замкнутой цепи............</w:t>
+      </w:r>
+      <w:r>
+        <w:tab/>
+        <w:tab/>
+        <w:tab/>
+        <w:tab/>
+        <w:t>334</w:t>
+      </w:r>
+    </w:p>
+    <w:p>
+      <w:r>
+        <w:rPr>
+          <w:b/>
+        </w:rPr>
+        <w:t>Электрический ток в металлах....</w:t>
+      </w:r>
+      <w:r>
+        <w:tab/>
+        <w:tab/>
+        <w:tab/>
+        <w:tab/>
+        <w:t>346</w:t>
+      </w:r>
+    </w:p>
+    <w:p>
+      <w:r>
+        <w:rPr>
+          <w:b/>
+        </w:rPr>
+        <w:t>Относительность времени и рас- _ Электролиз. Законы Фарадея.....</w:t>
+      </w:r>
+      <w:r>
+        <w:tab/>
+        <w:tab/>
+        <w:tab/>
+        <w:tab/>
+        <w:t>348</w:t>
+      </w:r>
+    </w:p>
+    <w:p>
+      <w:r>
+        <w:rPr>
+          <w:b/>
+        </w:rPr>
+        <w:t>вакууме и полупроводниках......</w:t>
+      </w:r>
+      <w:r>
+        <w:tab/>
+        <w:tab/>
+        <w:tab/>
+        <w:tab/>
+        <w:t>351</w:t>
+      </w:r>
+    </w:p>
+    <w:p>
+      <w:r>
+        <w:rPr>
+          <w:b/>
+        </w:rPr>
+        <w:t>13. Магнетизм...............</w:t>
+      </w:r>
+      <w:r>
+        <w:tab/>
+        <w:tab/>
+        <w:tab/>
+        <w:tab/>
+        <w:t>358</w:t>
+      </w:r>
+    </w:p>
+    <w:p>
+      <w:r>
+        <w:rPr>
+          <w:b/>
+        </w:rPr>
+        <w:t>Кинетическая энергия релятивист- Магнитные явления ............</w:t>
+      </w:r>
+      <w:r>
+        <w:tab/>
+        <w:tab/>
+        <w:tab/>
+        <w:tab/>
+        <w:t>358</w:t>
+      </w:r>
+    </w:p>
+    <w:p>
+      <w:r>
+        <w:rPr>
+          <w:b/>
+        </w:rPr>
+        <w:t>Магнитное поле проводника с током</w:t>
+      </w:r>
+      <w:r>
+        <w:tab/>
+        <w:tab/>
+        <w:tab/>
+        <w:tab/>
+        <w:t>359</w:t>
+      </w:r>
+    </w:p>
+    <w:p>
+      <w:r>
+        <w:rPr>
+          <w:b/>
+        </w:rPr>
+        <w:t>Сила Ампера..................</w:t>
+      </w:r>
+      <w:r>
+        <w:tab/>
+        <w:tab/>
+        <w:tab/>
+        <w:tab/>
+        <w:t>370</w:t>
+      </w:r>
+    </w:p>
+    <w:p>
+      <w:r>
+        <w:rPr>
+          <w:b/>
+        </w:rPr>
+        <w:t>Контур с током в магнитном поле..</w:t>
+      </w:r>
+      <w:r>
+        <w:tab/>
+        <w:tab/>
+        <w:tab/>
+        <w:tab/>
+        <w:t>374</w:t>
+      </w:r>
+    </w:p>
+    <w:p>
+      <w:r>
+        <w:rPr>
+          <w:b/>
+        </w:rPr>
+        <w:t>Электромагнитная индукция ‚,....</w:t>
+      </w:r>
+      <w:r>
+        <w:tab/>
+        <w:tab/>
+        <w:tab/>
+        <w:tab/>
+        <w:t>380</w:t>
+      </w:r>
+    </w:p>
+    <w:p>
+      <w:r>
+        <w:rPr>
+          <w:b/>
+        </w:rPr>
+        <w:t>14. Электромагнитные</w:t>
+      </w:r>
+      <w:r>
+        <w:tab/>
+        <w:tab/>
+        <w:tab/>
+        <w:tab/>
+        <w:t>404</w:t>
+      </w:r>
+    </w:p>
+    <w:p>
+      <w:r>
+        <w:rPr>
+          <w:b/>
+        </w:rPr>
+        <w:t>Свободные колебания в электриче-</w:t>
+      </w:r>
+      <w:r>
+        <w:tab/>
+        <w:tab/>
+        <w:tab/>
+        <w:tab/>
+        <w:t>404</w:t>
+      </w:r>
+    </w:p>
+    <w:p>
+      <w:r>
+        <w:rPr>
+          <w:b/>
+        </w:rPr>
+        <w:t>н ..</w:t>
+      </w:r>
+      <w:r>
+        <w:tab/>
+        <w:tab/>
+        <w:tab/>
+        <w:tab/>
+        <w:t>407</w:t>
+      </w:r>
+    </w:p>
+    <w:p>
+      <w:r>
+        <w:rPr>
+          <w:b/>
+        </w:rPr>
+        <w:t>Сопротивление проводников. 16. Фотометрия..............</w:t>
+      </w:r>
+      <w:r>
+        <w:tab/>
+        <w:tab/>
+        <w:tab/>
+        <w:tab/>
+        <w:t>411</w:t>
+      </w:r>
+    </w:p>
+    <w:p>
+      <w:r>
+        <w:rPr>
+          <w:b/>
+        </w:rPr>
+        <w:t>Трансформатор... ...........</w:t>
+      </w:r>
+      <w:r>
+        <w:tab/>
+        <w:tab/>
+        <w:tab/>
+        <w:tab/>
+        <w:t>415</w:t>
+      </w:r>
+    </w:p>
+    <w:p>
+      <w:r>
+        <w:rPr>
+          <w:b/>
+        </w:rPr>
+        <w:t>Электромагнитные волны........</w:t>
+      </w:r>
+      <w:r>
+        <w:tab/>
+        <w:tab/>
+        <w:tab/>
+        <w:tab/>
+        <w:t>418</w:t>
+      </w:r>
+    </w:p>
+    <w:p>
+      <w:r>
+        <w:rPr>
+          <w:b/>
+        </w:rPr>
+        <w:t>ефект массы, энергия связи, 15. Геометрическая оптика.....</w:t>
+      </w:r>
+      <w:r>
+        <w:tab/>
+        <w:tab/>
+        <w:tab/>
+        <w:tab/>
+        <w:t>425</w:t>
+      </w:r>
+    </w:p>
+    <w:p>
+      <w:r>
+        <w:rPr>
+          <w:b/>
+        </w:rPr>
+        <w:t>Прямолинейное распространение Законы сохранения в ядерных света... еее нььань. с.</w:t>
+      </w:r>
+      <w:r>
+        <w:tab/>
+        <w:tab/>
+        <w:tab/>
+        <w:tab/>
+        <w:t>425</w:t>
+      </w:r>
+    </w:p>
+    <w:p>
+      <w:r>
+        <w:rPr>
+          <w:b/>
+        </w:rPr>
+        <w:t>реакциях... еее, Б2Е Отражение света. Плоское зеркало</w:t>
+      </w:r>
+      <w:r>
+        <w:tab/>
+        <w:tab/>
+        <w:tab/>
+        <w:tab/>
+        <w:t>426</w:t>
+      </w:r>
+    </w:p>
+    <w:p>
+      <w:r>
+        <w:rPr>
+          <w:b/>
+        </w:rPr>
+        <w:t>Сферическое зеркало ...........</w:t>
+      </w:r>
+      <w:r>
+        <w:tab/>
+        <w:tab/>
+        <w:tab/>
+        <w:tab/>
+        <w:t>432</w:t>
+      </w:r>
+    </w:p>
+    <w:p>
+      <w:r>
+        <w:rPr>
+          <w:b/>
+        </w:rPr>
+        <w:t>Преломление света ............,</w:t>
+      </w:r>
+      <w:r>
+        <w:tab/>
+        <w:tab/>
+        <w:tab/>
+        <w:tab/>
+        <w:t>433</w:t>
+      </w:r>
+    </w:p>
+    <w:p>
+      <w:r>
+        <w:rPr>
+          <w:b/>
+        </w:rPr>
+        <w:t>— Полное внутреннее отражение ....</w:t>
+      </w:r>
+      <w:r>
+        <w:tab/>
+        <w:tab/>
+        <w:tab/>
+        <w:tab/>
+        <w:t>435</w:t>
+      </w:r>
+    </w:p>
+    <w:p>
+      <w:r>
+        <w:rPr>
+          <w:b/>
+        </w:rPr>
+        <w:t>Прохождение света сквозь призму</w:t>
+      </w:r>
+      <w:r>
+        <w:tab/>
+        <w:tab/>
+        <w:tab/>
+        <w:tab/>
+        <w:t>440</w:t>
+      </w:r>
+    </w:p>
+    <w:p>
+      <w:r>
+        <w:rPr>
+          <w:b/>
+        </w:rPr>
+        <w:t>или шара</w:t>
+      </w:r>
+      <w:r>
+        <w:tab/>
+        <w:tab/>
+        <w:tab/>
+        <w:tab/>
+        <w:t>441</w:t>
+      </w:r>
+    </w:p>
+    <w:p>
+      <w:r>
+        <w:rPr>
+          <w:b/>
+        </w:rPr>
+        <w:t>формула линзы. ...............</w:t>
+      </w:r>
+      <w:r>
+        <w:tab/>
+        <w:tab/>
+        <w:tab/>
+        <w:tab/>
+        <w:t>446</w:t>
+      </w:r>
+    </w:p>
+    <w:p>
+      <w:r>
+        <w:rPr>
+          <w:b/>
+        </w:rPr>
+        <w:t>Потенциал поля. Работа сил элект- Увеличение линзы .....,.......</w:t>
+      </w:r>
+      <w:r>
+        <w:tab/>
+        <w:tab/>
+        <w:tab/>
+        <w:tab/>
+        <w:t>449</w:t>
+      </w:r>
+    </w:p>
+    <w:p>
+      <w:r>
+        <w:rPr>
+          <w:b/>
+        </w:rPr>
+        <w:t>Механика в оптике............,</w:t>
+      </w:r>
+      <w:r>
+        <w:tab/>
+        <w:tab/>
+        <w:tab/>
+        <w:tab/>
+        <w:t>454</w:t>
+      </w:r>
+    </w:p>
+    <w:p>
+      <w:r>
+        <w:rPr>
+          <w:b/>
+        </w:rPr>
+        <w:t>Прохождение лучей сквозь линзу Поле... еее нань И ЖИДКОСТЬ „......ъ.........</w:t>
+      </w:r>
+      <w:r>
+        <w:tab/>
+        <w:tab/>
+        <w:tab/>
+        <w:tab/>
+        <w:t>456</w:t>
+      </w:r>
+    </w:p>
+    <w:p>
+      <w:r>
+        <w:rPr>
+          <w:b/>
+        </w:rPr>
+        <w:t>еси системы о”</w:t>
+      </w:r>
+      <w:r>
+        <w:tab/>
+        <w:tab/>
+        <w:tab/>
+        <w:tab/>
+        <w:t>457</w:t>
+      </w:r>
+    </w:p>
+    <w:p>
+      <w:r>
+        <w:rPr>
+          <w:b/>
+        </w:rPr>
+        <w:t>ПОЛЕ. еее еее Лупа... лень енььньеь.</w:t>
+      </w:r>
+      <w:r>
+        <w:tab/>
+        <w:tab/>
+        <w:tab/>
+        <w:tab/>
+        <w:t>463</w:t>
+      </w:r>
+    </w:p>
+    <w:p>
+      <w:r>
+        <w:rPr>
+          <w:b/>
+        </w:rPr>
+        <w:t>глаз, Очки...</w:t>
+      </w:r>
+      <w:r>
+        <w:tab/>
+        <w:tab/>
+        <w:tab/>
+        <w:tab/>
+        <w:t>464</w:t>
+      </w:r>
+    </w:p>
+    <w:p>
+      <w:r>
+        <w:rPr>
+          <w:b/>
+        </w:rPr>
+        <w:t>Фотоаппарат... ..........:....</w:t>
+      </w:r>
+      <w:r>
+        <w:tab/>
+        <w:tab/>
+        <w:tab/>
+        <w:tab/>
+        <w:t>465</w:t>
+      </w:r>
+    </w:p>
+    <w:p>
+      <w:r>
+        <w:rPr>
+          <w:b/>
+        </w:rPr>
+        <w:t>Электрический ток, сила тока, Микроскоп (ее...</w:t>
+      </w:r>
+      <w:r>
+        <w:tab/>
+        <w:tab/>
+        <w:tab/>
+        <w:tab/>
+        <w:t>466</w:t>
+      </w:r>
+    </w:p>
+    <w:p>
+      <w:r>
+        <w:rPr>
+          <w:b/>
+        </w:rPr>
+        <w:t>Телескоп... ен...</w:t>
+      </w:r>
+      <w:r>
+        <w:tab/>
+        <w:tab/>
+        <w:tab/>
+        <w:tab/>
+        <w:t>467</w:t>
+      </w:r>
+    </w:p>
+    <w:p>
+      <w:r>
+        <w:rPr>
+          <w:b/>
+        </w:rPr>
+        <w:t>кор Элементы волновой оптики...</w:t>
+      </w:r>
+      <w:r>
+        <w:tab/>
+        <w:tab/>
+        <w:tab/>
+        <w:tab/>
+        <w:t>476</w:t>
+      </w:r>
+    </w:p>
+    <w:p>
+      <w:r>
+        <w:rPr>
+          <w:b/>
+        </w:rPr>
+        <w:t>корость света и показатель пре- ломления. ... ее ььтонь..,</w:t>
+      </w:r>
+      <w:r>
+        <w:tab/>
+        <w:tab/>
+        <w:tab/>
+        <w:tab/>
+        <w:t>476</w:t>
+      </w:r>
+    </w:p>
+    <w:p>
+      <w:r>
+        <w:rPr>
+          <w:b/>
+        </w:rPr>
+        <w:t>И</w:t>
+      </w:r>
+      <w:r>
+        <w:tab/>
+        <w:tab/>
+        <w:tab/>
+        <w:tab/>
+        <w:t>478</w:t>
+      </w:r>
+    </w:p>
+    <w:p>
+      <w:r>
+        <w:rPr>
+          <w:b/>
+        </w:rPr>
+        <w:t>нтерференция света ........... УСН Электродвижущая сила. Закон Ома Дифракционная решетка ........ для неоднородного участка цепи, Дисперсия... --.</w:t>
+      </w:r>
+      <w:r>
+        <w:tab/>
+        <w:tab/>
+        <w:tab/>
+        <w:tab/>
+        <w:t>485</w:t>
+      </w:r>
+    </w:p>
+    <w:p>
+      <w:r>
+        <w:rPr>
+          <w:b/>
+        </w:rPr>
+        <w:t>НОСТИ (еее ньнье..</w:t>
+      </w:r>
+      <w:r>
+        <w:tab/>
+        <w:tab/>
+        <w:tab/>
+        <w:tab/>
+        <w:t>487</w:t>
+      </w:r>
+    </w:p>
+    <w:p>
+      <w:r>
+        <w:rPr>
+          <w:b/>
+        </w:rPr>
+        <w:t>стояний.... ее ььнь..</w:t>
+      </w:r>
+      <w:r>
+        <w:tab/>
+        <w:tab/>
+        <w:tab/>
+        <w:tab/>
+        <w:t>487</w:t>
+      </w:r>
+    </w:p>
+    <w:p>
+      <w:r>
+        <w:rPr>
+          <w:b/>
+        </w:rPr>
+        <w:t>Электрический ток в газах, Релятивистское сложение скоростей</w:t>
+      </w:r>
+      <w:r>
+        <w:tab/>
+        <w:tab/>
+        <w:tab/>
+        <w:tab/>
+        <w:t>487</w:t>
+      </w:r>
+    </w:p>
+    <w:p>
+      <w:r>
+        <w:rPr>
+          <w:b/>
+        </w:rPr>
+        <w:t>Взаимосвязь массы и эзнергии.....</w:t>
+      </w:r>
+      <w:r>
+        <w:tab/>
+        <w:tab/>
+        <w:tab/>
+        <w:tab/>
+        <w:t>488</w:t>
+      </w:r>
+    </w:p>
+    <w:p>
+      <w:r>
+        <w:rPr>
+          <w:b/>
+        </w:rPr>
+        <w:t>СКОИ Частицы. ... т</w:t>
+      </w:r>
+      <w:r>
+        <w:tab/>
+        <w:tab/>
+        <w:tab/>
+        <w:tab/>
+        <w:t>489</w:t>
+      </w:r>
+    </w:p>
+    <w:p>
+      <w:r>
+        <w:rPr>
+          <w:b/>
+        </w:rPr>
+        <w:t>Импульс. Связь энергии и импульса</w:t>
+      </w:r>
+      <w:r>
+        <w:tab/>
+        <w:tab/>
+        <w:tab/>
+        <w:tab/>
+        <w:t>490</w:t>
+      </w:r>
+    </w:p>
+    <w:p>
+      <w:r>
+        <w:rPr>
+          <w:b/>
+        </w:rPr>
+        <w:t>19. Квантово-оптические явления</w:t>
+      </w:r>
+      <w:r>
+        <w:tab/>
+        <w:tab/>
+        <w:tab/>
+        <w:tab/>
+        <w:t>493</w:t>
+      </w:r>
+    </w:p>
+    <w:p>
+      <w:r>
+        <w:rPr>
+          <w:b/>
+        </w:rPr>
+        <w:t>Фотоны еее ненььь.</w:t>
+      </w:r>
+      <w:r>
+        <w:tab/>
+        <w:tab/>
+        <w:tab/>
+        <w:tab/>
+        <w:t>493</w:t>
+      </w:r>
+    </w:p>
+    <w:p>
+      <w:r>
+        <w:rPr>
+          <w:b/>
+        </w:rPr>
+        <w:t>Давление света ................</w:t>
+      </w:r>
+      <w:r>
+        <w:tab/>
+        <w:tab/>
+        <w:tab/>
+        <w:tab/>
+        <w:t>497</w:t>
+      </w:r>
+    </w:p>
+    <w:p>
+      <w:r>
+        <w:rPr>
+          <w:b/>
+        </w:rPr>
+        <w:t>Фотоэффект. о...</w:t>
+      </w:r>
+      <w:r>
+        <w:tab/>
+        <w:tab/>
+        <w:tab/>
+        <w:tab/>
+        <w:t>498</w:t>
+      </w:r>
+    </w:p>
+    <w:p>
+      <w:r>
+        <w:rPr>
+          <w:b/>
+        </w:rPr>
+        <w:t>20. Атомиая физика ..........</w:t>
+      </w:r>
+      <w:r>
+        <w:tab/>
+        <w:tab/>
+        <w:tab/>
+        <w:tab/>
+        <w:t>504</w:t>
+      </w:r>
+    </w:p>
+    <w:p>
+      <w:r>
+        <w:rPr>
+          <w:b/>
+        </w:rPr>
+        <w:t>Спектр атома водорода ..........</w:t>
+      </w:r>
+      <w:r>
+        <w:tab/>
+        <w:tab/>
+        <w:tab/>
+        <w:tab/>
+        <w:t>506</w:t>
+      </w:r>
+    </w:p>
+    <w:p>
+      <w:r>
+        <w:rPr>
+          <w:b/>
+        </w:rPr>
+        <w:t>Вынужденные колебания. Пере- 21. Ядерная физика...........</w:t>
+      </w:r>
+      <w:r>
+        <w:tab/>
+        <w:tab/>
+        <w:tab/>
+        <w:tab/>
+        <w:t>512</w:t>
+      </w:r>
+    </w:p>
+    <w:p>
+      <w:r>
+        <w:rPr>
+          <w:b/>
+        </w:rPr>
+        <w:t>Элементы строения ядра атома....</w:t>
+      </w:r>
+      <w:r>
+        <w:tab/>
+        <w:tab/>
+        <w:tab/>
+        <w:tab/>
+        <w:t>512</w:t>
+      </w:r>
+    </w:p>
+    <w:p>
+      <w:r>
+        <w:rPr>
+          <w:b/>
+        </w:rPr>
+        <w:t>менный ток... уу ьнь, Р</w:t>
+      </w:r>
+      <w:r>
+        <w:tab/>
+        <w:tab/>
+        <w:tab/>
+        <w:tab/>
+        <w:t>513</w:t>
+      </w:r>
+    </w:p>
+    <w:p>
+      <w:r>
+        <w:rPr>
+          <w:b/>
+        </w:rPr>
+        <w:t>энергия реакции. ..............</w:t>
+      </w:r>
+      <w:r>
+        <w:tab/>
+        <w:tab/>
+        <w:tab/>
+        <w:tab/>
+        <w:t>518</w:t>
+      </w:r>
+    </w:p>
+    <w:p>
+      <w:r>
+        <w:rPr>
+          <w:b/>
+        </w:rPr>
+        <w:t>Ответы .... ета,</w:t>
+      </w:r>
+      <w:r>
+        <w:tab/>
+        <w:tab/>
+        <w:tab/>
+        <w:tab/>
+        <w:t>525</w:t>
+      </w:r>
+    </w:p>
+    <w:p>
+      <w:r>
+        <w:rPr>
+          <w:b/>
+        </w:rPr>
+        <w:t>акон радиоактивного распада .... ОПТИКА рн реакции ..............</w:t>
+      </w:r>
+      <w:r>
+        <w:tab/>
+        <w:tab/>
+        <w:tab/>
+        <w:tab/>
+        <w:t>616</w:t>
+      </w:r>
+    </w:p>
+    <w:p>
+      <w:r>
+        <w:rPr>
+          <w:b/>
+        </w:rPr>
+        <w:t>Приложение .....-..:.::.:.:.:.....</w:t>
+      </w:r>
+      <w:r>
+        <w:tab/>
+        <w:tab/>
+        <w:tab/>
+        <w:tab/>
+        <w:t>659</w:t>
       </w:r>
     </w:p>
     <w:p>
@@ -44,14 +2295,14 @@
         <w:rPr>
           <w:b/>
         </w:rPr>
-        <w:t>Содержание Влажность. Гидростатика........</w:t>
-      </w:r>
-      <w:r>
-        <w:tab/>
-        <w:tab/>
-        <w:tab/>
-        <w:tab/>
-        <w:t>251</w:t>
+        <w:t>12. Постоянный ток ..........</w:t>
+      </w:r>
+      <w:r>
+        <w:tab/>
+        <w:tab/>
+        <w:tab/>
+        <w:tab/>
+        <w:t>816</w:t>
       </w:r>
     </w:p>
     <w:p>
@@ -59,14 +2310,14 @@
         <w:rPr>
           <w:b/>
         </w:rPr>
-        <w:t>Преломление света ............,</w:t>
-      </w:r>
-      <w:r>
-        <w:tab/>
-        <w:tab/>
-        <w:tab/>
-        <w:tab/>
-        <w:t>433</w:t>
+        <w:t>Работа и мощность тока .........</w:t>
+      </w:r>
+      <w:r>
+        <w:tab/>
+        <w:tab/>
+        <w:tab/>
+        <w:tab/>
+        <w:t>829</w:t>
       </w:r>
     </w:p>
     <w:p>
@@ -74,14 +2325,14 @@
         <w:rPr>
           <w:b/>
         </w:rPr>
-        <w:t>Поверхностное натяжение .......</w:t>
-      </w:r>
-      <w:r>
-        <w:tab/>
-        <w:tab/>
-        <w:tab/>
-        <w:tab/>
-        <w:t>258</w:t>
+        <w:t>18. Основы теории относитель- Законы Кирхгофа..............</w:t>
+      </w:r>
+      <w:r>
+        <w:tab/>
+        <w:tab/>
+        <w:tab/>
+        <w:tab/>
+        <w:t>844</w:t>
       </w:r>
     </w:p>
     <w:p>
@@ -89,14 +2340,14 @@
         <w:rPr>
           <w:b/>
         </w:rPr>
-        <w:t>— Полное внутреннее отражение ....</w:t>
-      </w:r>
-      <w:r>
-        <w:tab/>
-        <w:tab/>
-        <w:tab/>
-        <w:tab/>
-        <w:t>435</w:t>
+        <w:t>АТОМНАЯ И ЯДЕРНАЯ ФИЗИКА Самоиндукция .............,...</w:t>
+      </w:r>
+      <w:r>
+        <w:tab/>
+        <w:tab/>
+        <w:tab/>
+        <w:tab/>
+        <w:t>897</w:t>
       </w:r>
     </w:p>
     <w:p>
@@ -104,14 +2355,14 @@
         <w:rPr>
           <w:b/>
         </w:rPr>
-        <w:t>11. Электростатика ..... "Закон</w:t>
-      </w:r>
-      <w:r>
-        <w:tab/>
-        <w:tab/>
-        <w:tab/>
-        <w:tab/>
-        <w:t>258</w:t>
+        <w:t>Потенциальная энергия. Закон Внутренняя энергия</w:t>
+      </w:r>
+      <w:r>
+        <w:tab/>
+        <w:tab/>
+        <w:tab/>
+        <w:tab/>
+        <w:t>914</w:t>
       </w:r>
     </w:p>
     <w:p>
@@ -119,14 +2370,14 @@
         <w:rPr>
           <w:b/>
         </w:rPr>
-        <w:t>Прохождение света сквозь призму</w:t>
-      </w:r>
-      <w:r>
-        <w:tab/>
-        <w:tab/>
-        <w:tab/>
-        <w:tab/>
-        <w:t>440</w:t>
+        <w:t>Магнитный поток ..............</w:t>
+      </w:r>
+      <w:r>
+        <w:tab/>
+        <w:tab/>
+        <w:tab/>
+        <w:tab/>
+        <w:t>3178</w:t>
       </w:r>
     </w:p>
     <w:p>
@@ -134,14 +2385,14 @@
         <w:rPr>
           <w:b/>
         </w:rPr>
-        <w:t>ая екретноеть заряда. сакон</w:t>
-      </w:r>
-      <w:r>
-        <w:tab/>
-        <w:tab/>
-        <w:tab/>
-        <w:tab/>
-        <w:t>258</w:t>
+        <w:t>Сила Лоренца .................</w:t>
+      </w:r>
+      <w:r>
+        <w:tab/>
+        <w:tab/>
+        <w:tab/>
+        <w:tab/>
+        <w:t>3638</w:t>
       </w:r>
     </w:p>
     <w:p>
@@ -149,29 +2400,13 @@
         <w:rPr>
           <w:b/>
         </w:rPr>
-        <w:t>Прохождение света мере прозрач- СЫ ные тела, имеющие форму цилиндра Закон Кулона ..............,..</w:t>
-      </w:r>
-      <w:r>
-        <w:tab/>
-        <w:tab/>
-        <w:tab/>
-        <w:tab/>
-        <w:t>259</w:t>
-      </w:r>
-    </w:p>
-    <w:p>
-      <w:r>
-        <w:rPr>
-          <w:b/>
-        </w:rPr>
-        <w:t>или шара</w:t>
-      </w:r>
-      <w:r>
-        <w:tab/>
-        <w:tab/>
-        <w:tab/>
-        <w:tab/>
-        <w:t>441</w:t>
+      </w:r>
+      <w:r>
+        <w:tab/>
+        <w:tab/>
+        <w:tab/>
+        <w:tab/>
+        <w:t>3800</w:t>
       </w:r>
     </w:p>
     <w:p>
@@ -194,801 +2429,6 @@
         <w:rPr>
           <w:b/>
         </w:rPr>
-        <w:t>ского ПОЛЯ....................</w:t>
-      </w:r>
-      <w:r>
-        <w:tab/>
-        <w:tab/>
-        <w:tab/>
-        <w:tab/>
-        <w:t>267</w:t>
-      </w:r>
-    </w:p>
-    <w:p>
-      <w:r>
-        <w:rPr>
-          <w:b/>
-        </w:rPr>
-        <w:t>формула линзы. ...............</w:t>
-      </w:r>
-      <w:r>
-        <w:tab/>
-        <w:tab/>
-        <w:tab/>
-        <w:tab/>
-        <w:t>446</w:t>
-      </w:r>
-    </w:p>
-    <w:p>
-      <w:r>
-        <w:rPr>
-          <w:b/>
-        </w:rPr>
-        <w:t>Потенциал поля. Работа сил элект- Увеличение линзы .....,.......</w:t>
-      </w:r>
-      <w:r>
-        <w:tab/>
-        <w:tab/>
-        <w:tab/>
-        <w:tab/>
-        <w:t>449</w:t>
-      </w:r>
-    </w:p>
-    <w:p>
-      <w:r>
-        <w:rPr>
-          <w:b/>
-        </w:rPr>
-        <w:t>рического поля. Энергия поля ....</w:t>
-      </w:r>
-      <w:r>
-        <w:tab/>
-        <w:tab/>
-        <w:tab/>
-        <w:tab/>
-        <w:t>277</w:t>
-      </w:r>
-    </w:p>
-    <w:p>
-      <w:r>
-        <w:rPr>
-          <w:b/>
-        </w:rPr>
-        <w:t>Механика в оптике............,</w:t>
-      </w:r>
-      <w:r>
-        <w:tab/>
-        <w:tab/>
-        <w:tab/>
-        <w:tab/>
-        <w:t>454</w:t>
-      </w:r>
-    </w:p>
-    <w:p>
-      <w:r>
-        <w:rPr>
-          <w:b/>
-        </w:rPr>
-        <w:t>Проводники в электростатическом</w:t>
-      </w:r>
-      <w:r>
-        <w:tab/>
-        <w:tab/>
-        <w:tab/>
-        <w:tab/>
-        <w:t>89</w:t>
-      </w:r>
-    </w:p>
-    <w:p>
-      <w:r>
-        <w:rPr>
-          <w:b/>
-        </w:rPr>
-        <w:t>Прохождение лучей сквозь линзу Поле... еее нань И ЖИДКОСТЬ „......ъ.........</w:t>
-      </w:r>
-      <w:r>
-        <w:tab/>
-        <w:tab/>
-        <w:tab/>
-        <w:tab/>
-        <w:t>456</w:t>
-      </w:r>
-    </w:p>
-    <w:p>
-      <w:r>
-        <w:rPr>
-          <w:b/>
-        </w:rPr>
-        <w:t>Диэлектрики в электростатическом</w:t>
-      </w:r>
-      <w:r>
-        <w:tab/>
-        <w:tab/>
-        <w:tab/>
-        <w:tab/>
-        <w:t>203</w:t>
-      </w:r>
-    </w:p>
-    <w:p>
-      <w:r>
-        <w:rPr>
-          <w:b/>
-        </w:rPr>
-        <w:t>еси системы о”</w:t>
-      </w:r>
-      <w:r>
-        <w:tab/>
-        <w:tab/>
-        <w:tab/>
-        <w:tab/>
-        <w:t>457</w:t>
-      </w:r>
-    </w:p>
-    <w:p>
-      <w:r>
-        <w:rPr>
-          <w:b/>
-        </w:rPr>
-        <w:t>ПОЛЕ. еее еее Лупа... лень енььньеь.</w:t>
-      </w:r>
-      <w:r>
-        <w:tab/>
-        <w:tab/>
-        <w:tab/>
-        <w:tab/>
-        <w:t>463</w:t>
-      </w:r>
-    </w:p>
-    <w:p>
-      <w:r>
-        <w:rPr>
-          <w:b/>
-        </w:rPr>
-        <w:t>Электроемкость. Конденсаторы ...</w:t>
-      </w:r>
-      <w:r>
-        <w:tab/>
-        <w:tab/>
-        <w:tab/>
-        <w:tab/>
-        <w:t>296</w:t>
-      </w:r>
-    </w:p>
-    <w:p>
-      <w:r>
-        <w:rPr>
-          <w:b/>
-        </w:rPr>
-        <w:t>глаз, Очки...</w:t>
-      </w:r>
-      <w:r>
-        <w:tab/>
-        <w:tab/>
-        <w:tab/>
-        <w:tab/>
-        <w:t>464</w:t>
-      </w:r>
-    </w:p>
-    <w:p>
-      <w:r>
-        <w:rPr>
-          <w:b/>
-        </w:rPr>
-        <w:t>12. Постоянный ток ..........</w:t>
-      </w:r>
-      <w:r>
-        <w:tab/>
-        <w:tab/>
-        <w:tab/>
-        <w:tab/>
-        <w:t>816</w:t>
-      </w:r>
-    </w:p>
-    <w:p>
-      <w:r>
-        <w:rPr>
-          <w:b/>
-        </w:rPr>
-        <w:t>Фотоаппарат... ..........:....</w:t>
-      </w:r>
-      <w:r>
-        <w:tab/>
-        <w:tab/>
-        <w:tab/>
-        <w:tab/>
-        <w:t>465</w:t>
-      </w:r>
-    </w:p>
-    <w:p>
-      <w:r>
-        <w:rPr>
-          <w:b/>
-        </w:rPr>
-        <w:t>Электрический ток, сила тока, Микроскоп (ее...</w:t>
-      </w:r>
-      <w:r>
-        <w:tab/>
-        <w:tab/>
-        <w:tab/>
-        <w:tab/>
-        <w:t>466</w:t>
-      </w:r>
-    </w:p>
-    <w:p>
-      <w:r>
-        <w:rPr>
-          <w:b/>
-        </w:rPr>
-        <w:t>плотность тока... .....</w:t>
-      </w:r>
-      <w:r>
-        <w:tab/>
-        <w:tab/>
-        <w:tab/>
-        <w:tab/>
-        <w:t>316</w:t>
-      </w:r>
-    </w:p>
-    <w:p>
-      <w:r>
-        <w:rPr>
-          <w:b/>
-        </w:rPr>
-        <w:t>Телескоп... ен...</w:t>
-      </w:r>
-      <w:r>
-        <w:tab/>
-        <w:tab/>
-        <w:tab/>
-        <w:tab/>
-        <w:t>467</w:t>
-      </w:r>
-    </w:p>
-    <w:p>
-      <w:r>
-        <w:rPr>
-          <w:b/>
-        </w:rPr>
-        <w:t>Сопротивление проводников. 16. Фотометрия..............</w:t>
-      </w:r>
-      <w:r>
-        <w:tab/>
-        <w:tab/>
-        <w:tab/>
-        <w:tab/>
-        <w:t>411</w:t>
-      </w:r>
-    </w:p>
-    <w:p>
-      <w:r>
-        <w:rPr>
-          <w:b/>
-        </w:rPr>
-        <w:t>Последовательное и параллельное 17. м у</w:t>
-      </w:r>
-      <w:r>
-        <w:tab/>
-        <w:tab/>
-        <w:tab/>
-        <w:tab/>
-        <w:t>7</w:t>
-      </w:r>
-    </w:p>
-    <w:p>
-      <w:r>
-        <w:rPr>
-          <w:b/>
-        </w:rPr>
-        <w:t>соединение проводников.........</w:t>
-      </w:r>
-      <w:r>
-        <w:tab/>
-        <w:tab/>
-        <w:tab/>
-        <w:tab/>
-        <w:t>318</w:t>
-      </w:r>
-    </w:p>
-    <w:p>
-      <w:r>
-        <w:rPr>
-          <w:b/>
-        </w:rPr>
-        <w:t>кор Элементы волновой оптики...</w:t>
-      </w:r>
-      <w:r>
-        <w:tab/>
-        <w:tab/>
-        <w:tab/>
-        <w:tab/>
-        <w:t>476</w:t>
-      </w:r>
-    </w:p>
-    <w:p>
-      <w:r>
-        <w:rPr>
-          <w:b/>
-        </w:rPr>
-        <w:t>Закон Ома для участка цепи......</w:t>
-      </w:r>
-      <w:r>
-        <w:tab/>
-        <w:tab/>
-        <w:tab/>
-        <w:tab/>
-        <w:t>321</w:t>
-      </w:r>
-    </w:p>
-    <w:p>
-      <w:r>
-        <w:rPr>
-          <w:b/>
-        </w:rPr>
-        <w:t>корость света и показатель пре- ломления. ... ее ььтонь..,</w:t>
-      </w:r>
-      <w:r>
-        <w:tab/>
-        <w:tab/>
-        <w:tab/>
-        <w:tab/>
-        <w:t>476</w:t>
-      </w:r>
-    </w:p>
-    <w:p>
-      <w:r>
-        <w:rPr>
-          <w:b/>
-        </w:rPr>
-        <w:t>Электроизмерительные приборы ..</w:t>
-      </w:r>
-      <w:r>
-        <w:tab/>
-        <w:tab/>
-        <w:tab/>
-        <w:tab/>
-        <w:t>327</w:t>
-      </w:r>
-    </w:p>
-    <w:p>
-      <w:r>
-        <w:rPr>
-          <w:b/>
-        </w:rPr>
-        <w:t>И</w:t>
-      </w:r>
-      <w:r>
-        <w:tab/>
-        <w:tab/>
-        <w:tab/>
-        <w:tab/>
-        <w:t>478</w:t>
-      </w:r>
-    </w:p>
-    <w:p>
-      <w:r>
-        <w:rPr>
-          <w:b/>
-        </w:rPr>
-        <w:t>Работа и мощность тока .........</w:t>
-      </w:r>
-      <w:r>
-        <w:tab/>
-        <w:tab/>
-        <w:tab/>
-        <w:tab/>
-        <w:t>829</w:t>
-      </w:r>
-    </w:p>
-    <w:p>
-      <w:r>
-        <w:rPr>
-          <w:b/>
-        </w:rPr>
-        <w:t>нтерференция света ........... УСН Электродвижущая сила. Закон Ома Дифракционная решетка ........ для неоднородного участка цепи, Дисперсия... --.</w:t>
-      </w:r>
-      <w:r>
-        <w:tab/>
-        <w:tab/>
-        <w:tab/>
-        <w:tab/>
-        <w:t>485</w:t>
-      </w:r>
-    </w:p>
-    <w:p>
-      <w:r>
-        <w:rPr>
-          <w:b/>
-        </w:rPr>
-        <w:t>для замкнутой цепи............</w:t>
-      </w:r>
-      <w:r>
-        <w:tab/>
-        <w:tab/>
-        <w:tab/>
-        <w:tab/>
-        <w:t>334</w:t>
-      </w:r>
-    </w:p>
-    <w:p>
-      <w:r>
-        <w:rPr>
-          <w:b/>
-        </w:rPr>
-        <w:t>ь- Законы Кирхгофа..............</w:t>
-      </w:r>
-      <w:r>
-        <w:tab/>
-        <w:tab/>
-        <w:tab/>
-        <w:tab/>
-        <w:t>844</w:t>
-      </w:r>
-    </w:p>
-    <w:p>
-      <w:r>
-        <w:rPr>
-          <w:b/>
-        </w:rPr>
-        <w:t>НОСТИ (еее ньнье..</w:t>
-      </w:r>
-      <w:r>
-        <w:tab/>
-        <w:tab/>
-        <w:tab/>
-        <w:tab/>
-        <w:t>487</w:t>
-      </w:r>
-    </w:p>
-    <w:p>
-      <w:r>
-        <w:rPr>
-          <w:b/>
-        </w:rPr>
-        <w:t>Электрический ток в металлах....</w:t>
-      </w:r>
-      <w:r>
-        <w:tab/>
-        <w:tab/>
-        <w:tab/>
-        <w:tab/>
-        <w:t>346</w:t>
-      </w:r>
-    </w:p>
-    <w:p>
-      <w:r>
-        <w:rPr>
-          <w:b/>
-        </w:rPr>
-        <w:t>Относительность времени и рас- _ Электролиз. Законы Фарадея.....</w:t>
-      </w:r>
-      <w:r>
-        <w:tab/>
-        <w:tab/>
-        <w:tab/>
-        <w:tab/>
-        <w:t>348</w:t>
-      </w:r>
-    </w:p>
-    <w:p>
-      <w:r>
-        <w:rPr>
-          <w:b/>
-        </w:rPr>
-        <w:t>стояний.... ее ььнь..</w:t>
-      </w:r>
-      <w:r>
-        <w:tab/>
-        <w:tab/>
-        <w:tab/>
-        <w:tab/>
-        <w:t>487</w:t>
-      </w:r>
-    </w:p>
-    <w:p>
-      <w:r>
-        <w:rPr>
-          <w:b/>
-        </w:rPr>
-        <w:t>Электрический ток в газах, Релятивистское сложение скоростей</w:t>
-      </w:r>
-      <w:r>
-        <w:tab/>
-        <w:tab/>
-        <w:tab/>
-        <w:tab/>
-        <w:t>487</w:t>
-      </w:r>
-    </w:p>
-    <w:p>
-      <w:r>
-        <w:rPr>
-          <w:b/>
-        </w:rPr>
-        <w:t>вакууме и полупроводниках......</w:t>
-      </w:r>
-      <w:r>
-        <w:tab/>
-        <w:tab/>
-        <w:tab/>
-        <w:tab/>
-        <w:t>351</w:t>
-      </w:r>
-    </w:p>
-    <w:p>
-      <w:r>
-        <w:rPr>
-          <w:b/>
-        </w:rPr>
-        <w:t>Взаимосвязь массы и эзнергии.....</w:t>
-      </w:r>
-      <w:r>
-        <w:tab/>
-        <w:tab/>
-        <w:tab/>
-        <w:tab/>
-        <w:t>488</w:t>
-      </w:r>
-    </w:p>
-    <w:p>
-      <w:r>
-        <w:rPr>
-          <w:b/>
-        </w:rPr>
-        <w:t>13. Магнетизм...............</w:t>
-      </w:r>
-      <w:r>
-        <w:tab/>
-        <w:tab/>
-        <w:tab/>
-        <w:tab/>
-        <w:t>358</w:t>
-      </w:r>
-    </w:p>
-    <w:p>
-      <w:r>
-        <w:rPr>
-          <w:b/>
-        </w:rPr>
-        <w:t>Кинетическая энергия релятивист- Магнитные явления ............</w:t>
-      </w:r>
-      <w:r>
-        <w:tab/>
-        <w:tab/>
-        <w:tab/>
-        <w:tab/>
-        <w:t>358</w:t>
-      </w:r>
-    </w:p>
-    <w:p>
-      <w:r>
-        <w:rPr>
-          <w:b/>
-        </w:rPr>
-        <w:t>СКОИ Частицы. ... т</w:t>
-      </w:r>
-      <w:r>
-        <w:tab/>
-        <w:tab/>
-        <w:tab/>
-        <w:tab/>
-        <w:t>489</w:t>
-      </w:r>
-    </w:p>
-    <w:p>
-      <w:r>
-        <w:rPr>
-          <w:b/>
-        </w:rPr>
-        <w:t>Магнитное поле проводника с током</w:t>
-      </w:r>
-      <w:r>
-        <w:tab/>
-        <w:tab/>
-        <w:tab/>
-        <w:tab/>
-        <w:t>359</w:t>
-      </w:r>
-    </w:p>
-    <w:p>
-      <w:r>
-        <w:rPr>
-          <w:b/>
-        </w:rPr>
-        <w:t>Импульс. Связь энергии и импульса</w:t>
-      </w:r>
-      <w:r>
-        <w:tab/>
-        <w:tab/>
-        <w:tab/>
-        <w:tab/>
-        <w:t>490</w:t>
-      </w:r>
-    </w:p>
-    <w:p>
-      <w:r>
-        <w:rPr>
-          <w:b/>
-        </w:rPr>
-        <w:t>Сила Лоренца .................</w:t>
-      </w:r>
-      <w:r>
-        <w:tab/>
-        <w:tab/>
-        <w:tab/>
-        <w:tab/>
-        <w:t>3638</w:t>
-      </w:r>
-    </w:p>
-    <w:p>
-      <w:r>
-        <w:rPr>
-          <w:b/>
-        </w:rPr>
-        <w:t>19. Квантово-оптические явления</w:t>
-      </w:r>
-      <w:r>
-        <w:tab/>
-        <w:tab/>
-        <w:tab/>
-        <w:tab/>
-        <w:t>493</w:t>
-      </w:r>
-    </w:p>
-    <w:p>
-      <w:r>
-        <w:rPr>
-          <w:b/>
-        </w:rPr>
-        <w:t>Сила Ампера..................</w:t>
-      </w:r>
-      <w:r>
-        <w:tab/>
-        <w:tab/>
-        <w:tab/>
-        <w:tab/>
-        <w:t>370</w:t>
-      </w:r>
-    </w:p>
-    <w:p>
-      <w:r>
-        <w:rPr>
-          <w:b/>
-        </w:rPr>
-        <w:t>Фотоны еее ненььь.</w:t>
-      </w:r>
-      <w:r>
-        <w:tab/>
-        <w:tab/>
-        <w:tab/>
-        <w:tab/>
-        <w:t>493</w:t>
-      </w:r>
-    </w:p>
-    <w:p>
-      <w:r>
-        <w:rPr>
-          <w:b/>
-        </w:rPr>
-        <w:t>Контур с током в магнитном поле..</w:t>
-      </w:r>
-      <w:r>
-        <w:tab/>
-        <w:tab/>
-        <w:tab/>
-        <w:tab/>
-        <w:t>374</w:t>
-      </w:r>
-    </w:p>
-    <w:p>
-      <w:r>
-        <w:rPr>
-          <w:b/>
-        </w:rPr>
-        <w:t>Давление света ................</w:t>
-      </w:r>
-      <w:r>
-        <w:tab/>
-        <w:tab/>
-        <w:tab/>
-        <w:tab/>
-        <w:t>497</w:t>
-      </w:r>
-    </w:p>
-    <w:p>
-      <w:r>
-        <w:rPr>
-          <w:b/>
-        </w:rPr>
-        <w:t>Магнитный поток ..............</w:t>
-      </w:r>
-      <w:r>
-        <w:tab/>
-        <w:tab/>
-        <w:tab/>
-        <w:tab/>
-        <w:t>3178</w:t>
-      </w:r>
-    </w:p>
-    <w:p>
-      <w:r>
-        <w:rPr>
-          <w:b/>
-        </w:rPr>
-        <w:t>Фотоэффект. о...</w:t>
-      </w:r>
-      <w:r>
-        <w:tab/>
-        <w:tab/>
-        <w:tab/>
-        <w:tab/>
-        <w:t>498</w:t>
-      </w:r>
-    </w:p>
-    <w:p>
-      <w:r>
-        <w:rPr>
-          <w:b/>
-        </w:rPr>
-        <w:t>Электромагнитная индукция ‚,....</w:t>
-      </w:r>
-      <w:r>
-        <w:tab/>
-        <w:tab/>
-        <w:tab/>
-        <w:tab/>
-        <w:t>380</w:t>
-      </w:r>
-    </w:p>
-    <w:p>
-      <w:r>
-        <w:rPr>
-          <w:b/>
-        </w:rPr>
-        <w:t>АТОМНАЯ И ЯДЕРНАЯ ФИЗИКА Самоиндукция .............,...</w:t>
-      </w:r>
-      <w:r>
-        <w:tab/>
-        <w:tab/>
-        <w:tab/>
-        <w:tab/>
-        <w:t>897</w:t>
-      </w:r>
-    </w:p>
-    <w:p>
-      <w:r>
-        <w:rPr>
-          <w:b/>
-        </w:rPr>
-        <w:t>20. Атомиая физика ..........</w:t>
-      </w:r>
-      <w:r>
-        <w:tab/>
-        <w:tab/>
-        <w:tab/>
-        <w:tab/>
-        <w:t>504</w:t>
-      </w:r>
-    </w:p>
-    <w:p>
-      <w:r>
-        <w:rPr>
-          <w:b/>
-        </w:rPr>
-        <w:t>14. Электромагнитные</w:t>
-      </w:r>
-      <w:r>
-        <w:tab/>
-        <w:tab/>
-        <w:tab/>
-        <w:tab/>
-        <w:t>404</w:t>
-      </w:r>
-    </w:p>
-    <w:p>
-      <w:r>
-        <w:rPr>
-          <w:b/>
-        </w:rPr>
         <w:t>Строение атома. Теория атома А водорода по Бору...............</w:t>
       </w:r>
       <w:r>
@@ -997,261 +2437,6 @@
         <w:tab/>
         <w:tab/>
         <w:t>6504</w:t>
-      </w:r>
-    </w:p>
-    <w:p>
-      <w:r>
-        <w:rPr>
-          <w:b/>
-        </w:rPr>
-        <w:t>Свободные колебания в электриче-</w:t>
-      </w:r>
-      <w:r>
-        <w:tab/>
-        <w:tab/>
-        <w:tab/>
-        <w:tab/>
-        <w:t>404</w:t>
-      </w:r>
-    </w:p>
-    <w:p>
-      <w:r>
-        <w:rPr>
-          <w:b/>
-        </w:rPr>
-        <w:t>Спектр атома водорода ..........</w:t>
-      </w:r>
-      <w:r>
-        <w:tab/>
-        <w:tab/>
-        <w:tab/>
-        <w:tab/>
-        <w:t>506</w:t>
-      </w:r>
-    </w:p>
-    <w:p>
-      <w:r>
-        <w:rPr>
-          <w:b/>
-        </w:rPr>
-        <w:t>Вынужденные колебания. Пере- 21. Ядерная физика...........</w:t>
-      </w:r>
-      <w:r>
-        <w:tab/>
-        <w:tab/>
-        <w:tab/>
-        <w:tab/>
-        <w:t>512</w:t>
-      </w:r>
-    </w:p>
-    <w:p>
-      <w:r>
-        <w:rPr>
-          <w:b/>
-        </w:rPr>
-        <w:t>н ..</w:t>
-      </w:r>
-      <w:r>
-        <w:tab/>
-        <w:tab/>
-        <w:tab/>
-        <w:tab/>
-        <w:t>407</w:t>
-      </w:r>
-    </w:p>
-    <w:p>
-      <w:r>
-        <w:rPr>
-          <w:b/>
-        </w:rPr>
-        <w:t>Элементы строения ядра атома....</w:t>
-      </w:r>
-      <w:r>
-        <w:tab/>
-        <w:tab/>
-        <w:tab/>
-        <w:tab/>
-        <w:t>512</w:t>
-      </w:r>
-    </w:p>
-    <w:p>
-      <w:r>
-        <w:rPr>
-          <w:b/>
-        </w:rPr>
-        <w:t>менный ток... уу ьнь, Р</w:t>
-      </w:r>
-      <w:r>
-        <w:tab/>
-        <w:tab/>
-        <w:tab/>
-        <w:tab/>
-        <w:t>513</w:t>
-      </w:r>
-    </w:p>
-    <w:p>
-      <w:r>
-        <w:rPr>
-          <w:b/>
-        </w:rPr>
-        <w:t>Трансформатор... ...........</w:t>
-      </w:r>
-      <w:r>
-        <w:tab/>
-        <w:tab/>
-        <w:tab/>
-        <w:tab/>
-        <w:t>415</w:t>
-      </w:r>
-    </w:p>
-    <w:p>
-      <w:r>
-        <w:rPr>
-          <w:b/>
-        </w:rPr>
-        <w:t>иски ного раса”</w:t>
-      </w:r>
-      <w:r>
-        <w:tab/>
-        <w:tab/>
-        <w:tab/>
-        <w:tab/>
-        <w:t>15</w:t>
-      </w:r>
-    </w:p>
-    <w:p>
-      <w:r>
-        <w:rPr>
-          <w:b/>
-        </w:rPr>
-        <w:t>Электромагнитные волны........</w:t>
-      </w:r>
-      <w:r>
-        <w:tab/>
-        <w:tab/>
-        <w:tab/>
-        <w:tab/>
-        <w:t>418</w:t>
-      </w:r>
-    </w:p>
-    <w:p>
-      <w:r>
-        <w:rPr>
-          <w:b/>
-        </w:rPr>
-        <w:t>акон радиоактивного распада .... ОПТИКА рн реакции ..............</w:t>
-      </w:r>
-      <w:r>
-        <w:tab/>
-        <w:tab/>
-        <w:tab/>
-        <w:tab/>
-        <w:t>616</w:t>
-      </w:r>
-    </w:p>
-    <w:p>
-      <w:r>
-        <w:rPr>
-          <w:b/>
-        </w:rPr>
-        <w:t>ефект массы, энергия связи, 15. Геометрическая оптика.....</w:t>
-      </w:r>
-      <w:r>
-        <w:tab/>
-        <w:tab/>
-        <w:tab/>
-        <w:tab/>
-        <w:t>425</w:t>
-      </w:r>
-    </w:p>
-    <w:p>
-      <w:r>
-        <w:rPr>
-          <w:b/>
-        </w:rPr>
-        <w:t>энергия реакции. ..............</w:t>
-      </w:r>
-      <w:r>
-        <w:tab/>
-        <w:tab/>
-        <w:tab/>
-        <w:tab/>
-        <w:t>518</w:t>
-      </w:r>
-    </w:p>
-    <w:p>
-      <w:r>
-        <w:rPr>
-          <w:b/>
-        </w:rPr>
-        <w:t>Прямолинейное распространение Законы сохранения в ядерных света... еее нььань. с.</w:t>
-      </w:r>
-      <w:r>
-        <w:tab/>
-        <w:tab/>
-        <w:tab/>
-        <w:tab/>
-        <w:t>425</w:t>
-      </w:r>
-    </w:p>
-    <w:p>
-      <w:r>
-        <w:rPr>
-          <w:b/>
-        </w:rPr>
-        <w:t>реакциях... еее, Б2Е Отражение света. Плоское зеркало</w:t>
-      </w:r>
-      <w:r>
-        <w:tab/>
-        <w:tab/>
-        <w:tab/>
-        <w:tab/>
-        <w:t>426</w:t>
-      </w:r>
-    </w:p>
-    <w:p>
-      <w:r>
-        <w:rPr>
-          <w:b/>
-        </w:rPr>
-        <w:t>Ответы .... ета,</w:t>
-      </w:r>
-      <w:r>
-        <w:tab/>
-        <w:tab/>
-        <w:tab/>
-        <w:tab/>
-        <w:t>525</w:t>
-      </w:r>
-    </w:p>
-    <w:p>
-      <w:r>
-        <w:rPr>
-          <w:b/>
-        </w:rPr>
-        <w:t>Сферическое зеркало ...........</w:t>
-      </w:r>
-      <w:r>
-        <w:tab/>
-        <w:tab/>
-        <w:tab/>
-        <w:tab/>
-        <w:t>432</w:t>
-      </w:r>
-    </w:p>
-    <w:p>
-      <w:r>
-        <w:rPr>
-          <w:b/>
-        </w:rPr>
-        <w:t>Приложение .....-..:.::.:.:.:.....</w:t>
-      </w:r>
-      <w:r>
-        <w:tab/>
-        <w:tab/>
-        <w:tab/>
-        <w:tab/>
-        <w:t>659</w:t>
       </w:r>
     </w:p>
     <w:sectPr>
